--- a/education/en/02_Student_Lab_Workbook.docx
+++ b/education/en/02_Student_Lab_Workbook.docx
@@ -149,7 +149,7 @@
         <w:p>
           <w:r>
             <w:fldChar w:fldCharType="begin" w:dirty="true"/>
-            <w:instrText xml:space="preserve">TOC \o "1-1" \h \z \u</w:instrText>
+            <w:instrText xml:space="preserve">TOC \o "1-2" \h \z \u</w:instrText>
             <w:fldChar w:fldCharType="separate"/>
             <w:fldChar w:fldCharType="end"/>
           </w:r>
@@ -724,7 +724,7 @@
         <w:rPr>
           <w:rStyle w:val="VerbatimChar"/>
         </w:rPr>
-        <w:t xml:space="preserve">templates/CyberRiskGuardian_Excel_Model_Blank_v2-4e.xlsx</w:t>
+        <w:t xml:space="preserve">templates/CyberRiskGuardian_Excel_Model_Blank_v2-6.xlsx</w:t>
       </w:r>
       <w:r>
         <w:t xml:space="preserve"> </w:t>
@@ -820,7 +820,7 @@
           <w:bCs/>
           <w:b/>
         </w:rPr>
-        <w:t xml:space="preserve">total estimated 84,491</w:t>
+        <w:t xml:space="preserve">total estimated 84,305</w:t>
       </w:r>
       <w:r>
         <w:t xml:space="preserve"> </w:t>
@@ -836,7 +836,7 @@
           <w:bCs/>
           <w:b/>
         </w:rPr>
-        <w:t xml:space="preserve">residual 41,104</w:t>
+        <w:t xml:space="preserve">residual 41,023</w:t>
       </w:r>
       <w:r>
         <w:t xml:space="preserve">.</w:t>
@@ -871,7 +871,7 @@
           <w:bCs/>
           <w:b/>
         </w:rPr>
-        <w:t xml:space="preserve">engine verified · 84,491 / 41,104</w:t>
+        <w:t xml:space="preserve">engine verified · 84,305 / 41,023</w:t>
       </w:r>
       <w:r>
         <w:t xml:space="preserve">.</w:t>
@@ -896,7 +896,40 @@
         <w:t xml:space="preserve"> </w:t>
       </w:r>
       <w:r>
-        <w:t xml:space="preserve">Your instructor will give you one scenario’s inputs and expected result; enter them and compare.</w:t>
+        <w:t xml:space="preserve">Enter the textbook’s chapter 6 worked example in sheet S1 and row 3 of the Analyse sheet: Pb(A) 0.70, Pb(ψ,A) 0.60, δe 0.60, δm 0.80, θ 0.50, μ(E) 0.65, CVSS 9.3 in G3 with the vector</w:t>
+      </w:r>
+      <w:r>
+        <w:t xml:space="preserve"> </w:t>
+      </w:r>
+      <w:r>
+        <w:rPr>
+          <w:rStyle w:val="VerbatimChar"/>
+        </w:rPr>
+        <w:t xml:space="preserve">CVSS:4.0/AV:L/AC:L/AT:N/PR:N/UI:P/VC:H/VI:H/VA:H/SC:H/SI:H/SA:H</w:t>
+      </w:r>
+      <w:r>
+        <w:t xml:space="preserve"> </w:t>
+      </w:r>
+      <w:r>
+        <w:t xml:space="preserve">in H3, appetite 0.35 in E14; on M1, an</w:t>
+      </w:r>
+      <w:r>
+        <w:t xml:space="preserve"> </w:t>
+      </w:r>
+      <w:r>
+        <w:t xml:space="preserve">“</w:t>
+      </w:r>
+      <w:r>
+        <w:t xml:space="preserve">Other</w:t>
+      </w:r>
+      <w:r>
+        <w:t xml:space="preserve">”</w:t>
+      </w:r>
+      <w:r>
+        <w:t xml:space="preserve"> </w:t>
+      </w:r>
+      <w:r>
+        <w:t xml:space="preserve">row with cost 62,000, impact reduction 0.70 and Pb reduction 0.65 included. After Calculate Now you must read estimated risk 3,554.46, tolerated 1,777.23, residual 1,937.18 and a ratio of 1.09. Then clear the inputs (or start again from the blank model).</w:t>
       </w:r>
     </w:p>
     <w:p>
@@ -934,7 +967,7 @@
         <w:t xml:space="preserve"> </w:t>
       </w:r>
       <w:r>
-        <w:t xml:space="preserve">(first menu item). Read the thirteen steps of a complete assessment.</w:t>
+        <w:t xml:space="preserve">(first menu item). Read the nineteen steps of a complete assessment.</w:t>
       </w:r>
     </w:p>
     <w:p>
@@ -1221,17 +1254,16 @@
         <w:jc w:val="start"/>
       </w:tblPr>
       <w:tblGrid>
-        <w:gridCol w:w="6371"/>
-        <w:gridCol w:w="3228"/>
+        <w:gridCol w:w="7371"/>
+        <w:gridCol w:w="2229"/>
       </w:tblGrid>
       <w:tr>
         <w:trPr>
           <w:tblHeader w:val="true"/>
-          <w:tblHeader/>
         </w:trPr>
         <w:tc>
           <w:tcPr>
-            <w:tcW w:w="6371" w:type="dxa"/>
+            <w:tcW w:type="dxa" w:w="7371"/>
             <w:shd w:val="clear" w:color="auto" w:fill="123A5C"/>
           </w:tcPr>
           <w:p>
@@ -1251,7 +1283,7 @@
         </w:tc>
         <w:tc>
           <w:tcPr>
-            <w:tcW w:w="3228" w:type="dxa"/>
+            <w:tcW w:type="dxa" w:w="2229"/>
             <w:shd w:val="clear" w:color="auto" w:fill="123A5C"/>
           </w:tcPr>
           <w:p>
@@ -1273,7 +1305,7 @@
       <w:tr>
         <w:tc>
           <w:tcPr>
-            <w:tcW w:w="6371" w:type="dxa"/>
+            <w:tcW w:type="dxa" w:w="7371"/>
           </w:tcPr>
           <w:p>
             <w:pPr>
@@ -1288,7 +1320,7 @@
         </w:tc>
         <w:tc>
           <w:tcPr>
-            <w:tcW w:w="3228" w:type="dxa"/>
+            <w:tcW w:type="dxa" w:w="2229"/>
           </w:tcPr>
           <w:p>
             <w:pPr>
@@ -1301,7 +1333,7 @@
       <w:tr>
         <w:tc>
           <w:tcPr>
-            <w:tcW w:w="6371" w:type="dxa"/>
+            <w:tcW w:type="dxa" w:w="7371"/>
           </w:tcPr>
           <w:p>
             <w:pPr>
@@ -1316,7 +1348,7 @@
         </w:tc>
         <w:tc>
           <w:tcPr>
-            <w:tcW w:w="3228" w:type="dxa"/>
+            <w:tcW w:type="dxa" w:w="2229"/>
           </w:tcPr>
           <w:p>
             <w:pPr>
@@ -1329,7 +1361,7 @@
       <w:tr>
         <w:tc>
           <w:tcPr>
-            <w:tcW w:w="6371" w:type="dxa"/>
+            <w:tcW w:type="dxa" w:w="7371"/>
           </w:tcPr>
           <w:p>
             <w:pPr>
@@ -1344,7 +1376,7 @@
         </w:tc>
         <w:tc>
           <w:tcPr>
-            <w:tcW w:w="3228" w:type="dxa"/>
+            <w:tcW w:type="dxa" w:w="2229"/>
           </w:tcPr>
           <w:p>
             <w:pPr>
@@ -1357,7 +1389,7 @@
       <w:tr>
         <w:tc>
           <w:tcPr>
-            <w:tcW w:w="6371" w:type="dxa"/>
+            <w:tcW w:type="dxa" w:w="7371"/>
           </w:tcPr>
           <w:p>
             <w:pPr>
@@ -1372,7 +1404,7 @@
         </w:tc>
         <w:tc>
           <w:tcPr>
-            <w:tcW w:w="3228" w:type="dxa"/>
+            <w:tcW w:type="dxa" w:w="2229"/>
           </w:tcPr>
           <w:p>
             <w:pPr>
@@ -1385,7 +1417,7 @@
       <w:tr>
         <w:tc>
           <w:tcPr>
-            <w:tcW w:w="6371" w:type="dxa"/>
+            <w:tcW w:type="dxa" w:w="7371"/>
           </w:tcPr>
           <w:p>
             <w:pPr>
@@ -1400,7 +1432,7 @@
         </w:tc>
         <w:tc>
           <w:tcPr>
-            <w:tcW w:w="3228" w:type="dxa"/>
+            <w:tcW w:type="dxa" w:w="2229"/>
           </w:tcPr>
           <w:p>
             <w:pPr>
@@ -1413,7 +1445,7 @@
       <w:tr>
         <w:tc>
           <w:tcPr>
-            <w:tcW w:w="6371" w:type="dxa"/>
+            <w:tcW w:type="dxa" w:w="7371"/>
           </w:tcPr>
           <w:p>
             <w:pPr>
@@ -1428,7 +1460,7 @@
         </w:tc>
         <w:tc>
           <w:tcPr>
-            <w:tcW w:w="3228" w:type="dxa"/>
+            <w:tcW w:type="dxa" w:w="2229"/>
           </w:tcPr>
           <w:p>
             <w:pPr>
@@ -1441,7 +1473,7 @@
       <w:tr>
         <w:tc>
           <w:tcPr>
-            <w:tcW w:w="6371" w:type="dxa"/>
+            <w:tcW w:type="dxa" w:w="7371"/>
           </w:tcPr>
           <w:p>
             <w:pPr>
@@ -1456,7 +1488,7 @@
         </w:tc>
         <w:tc>
           <w:tcPr>
-            <w:tcW w:w="3228" w:type="dxa"/>
+            <w:tcW w:type="dxa" w:w="2229"/>
           </w:tcPr>
           <w:p>
             <w:pPr>
@@ -1469,7 +1501,7 @@
       <w:tr>
         <w:tc>
           <w:tcPr>
-            <w:tcW w:w="6371" w:type="dxa"/>
+            <w:tcW w:type="dxa" w:w="7371"/>
           </w:tcPr>
           <w:p>
             <w:pPr>
@@ -1484,7 +1516,7 @@
         </w:tc>
         <w:tc>
           <w:tcPr>
-            <w:tcW w:w="3228" w:type="dxa"/>
+            <w:tcW w:type="dxa" w:w="2229"/>
           </w:tcPr>
           <w:p>
             <w:pPr>
@@ -1497,7 +1529,7 @@
       <w:tr>
         <w:tc>
           <w:tcPr>
-            <w:tcW w:w="6371" w:type="dxa"/>
+            <w:tcW w:type="dxa" w:w="7371"/>
           </w:tcPr>
           <w:p>
             <w:pPr>
@@ -1512,7 +1544,7 @@
         </w:tc>
         <w:tc>
           <w:tcPr>
-            <w:tcW w:w="3228" w:type="dxa"/>
+            <w:tcW w:type="dxa" w:w="2229"/>
           </w:tcPr>
           <w:p>
             <w:pPr>
@@ -1525,7 +1557,7 @@
       <w:tr>
         <w:tc>
           <w:tcPr>
-            <w:tcW w:w="6371" w:type="dxa"/>
+            <w:tcW w:type="dxa" w:w="7371"/>
           </w:tcPr>
           <w:p>
             <w:pPr>
@@ -1540,7 +1572,7 @@
         </w:tc>
         <w:tc>
           <w:tcPr>
-            <w:tcW w:w="3228" w:type="dxa"/>
+            <w:tcW w:type="dxa" w:w="2229"/>
           </w:tcPr>
           <w:p>
             <w:pPr>
@@ -1553,7 +1585,7 @@
       <w:tr>
         <w:tc>
           <w:tcPr>
-            <w:tcW w:w="6371" w:type="dxa"/>
+            <w:tcW w:type="dxa" w:w="7371"/>
           </w:tcPr>
           <w:p>
             <w:pPr>
@@ -1568,7 +1600,7 @@
         </w:tc>
         <w:tc>
           <w:tcPr>
-            <w:tcW w:w="3228" w:type="dxa"/>
+            <w:tcW w:type="dxa" w:w="2229"/>
           </w:tcPr>
           <w:p>
             <w:pPr>
@@ -1581,7 +1613,7 @@
       <w:tr>
         <w:tc>
           <w:tcPr>
-            <w:tcW w:w="6371" w:type="dxa"/>
+            <w:tcW w:type="dxa" w:w="7371"/>
           </w:tcPr>
           <w:p>
             <w:pPr>
@@ -1596,7 +1628,7 @@
         </w:tc>
         <w:tc>
           <w:tcPr>
-            <w:tcW w:w="3228" w:type="dxa"/>
+            <w:tcW w:type="dxa" w:w="2229"/>
           </w:tcPr>
           <w:p>
             <w:pPr>
@@ -2016,17 +2048,16 @@
         <w:jc w:val="start"/>
       </w:tblPr>
       <w:tblGrid>
-        <w:gridCol w:w="2119"/>
-        <w:gridCol w:w="7480"/>
+        <w:gridCol w:w="2069"/>
+        <w:gridCol w:w="7531"/>
       </w:tblGrid>
       <w:tr>
         <w:trPr>
           <w:tblHeader w:val="true"/>
-          <w:tblHeader/>
         </w:trPr>
         <w:tc>
           <w:tcPr>
-            <w:tcW w:w="2119" w:type="dxa"/>
+            <w:tcW w:type="dxa" w:w="2069"/>
             <w:shd w:val="clear" w:color="auto" w:fill="123A5C"/>
           </w:tcPr>
           <w:p>
@@ -2046,7 +2077,7 @@
         </w:tc>
         <w:tc>
           <w:tcPr>
-            <w:tcW w:w="7480" w:type="dxa"/>
+            <w:tcW w:type="dxa" w:w="7531"/>
             <w:shd w:val="clear" w:color="auto" w:fill="123A5C"/>
           </w:tcPr>
           <w:p>
@@ -2068,7 +2099,7 @@
       <w:tr>
         <w:tc>
           <w:tcPr>
-            <w:tcW w:w="2119" w:type="dxa"/>
+            <w:tcW w:type="dxa" w:w="2069"/>
           </w:tcPr>
           <w:p>
             <w:pPr>
@@ -2083,7 +2114,7 @@
         </w:tc>
         <w:tc>
           <w:tcPr>
-            <w:tcW w:w="7480" w:type="dxa"/>
+            <w:tcW w:type="dxa" w:w="7531"/>
           </w:tcPr>
           <w:p>
             <w:pPr>
@@ -2100,7 +2131,7 @@
       <w:tr>
         <w:tc>
           <w:tcPr>
-            <w:tcW w:w="2119" w:type="dxa"/>
+            <w:tcW w:type="dxa" w:w="2069"/>
           </w:tcPr>
           <w:p>
             <w:pPr>
@@ -2115,7 +2146,7 @@
         </w:tc>
         <w:tc>
           <w:tcPr>
-            <w:tcW w:w="7480" w:type="dxa"/>
+            <w:tcW w:type="dxa" w:w="7531"/>
           </w:tcPr>
           <w:p>
             <w:pPr>
@@ -2132,7 +2163,7 @@
       <w:tr>
         <w:tc>
           <w:tcPr>
-            <w:tcW w:w="2119" w:type="dxa"/>
+            <w:tcW w:type="dxa" w:w="2069"/>
           </w:tcPr>
           <w:p>
             <w:pPr>
@@ -2147,7 +2178,7 @@
         </w:tc>
         <w:tc>
           <w:tcPr>
-            <w:tcW w:w="7480" w:type="dxa"/>
+            <w:tcW w:type="dxa" w:w="7531"/>
           </w:tcPr>
           <w:p>
             <w:pPr>
@@ -2164,7 +2195,7 @@
       <w:tr>
         <w:tc>
           <w:tcPr>
-            <w:tcW w:w="2119" w:type="dxa"/>
+            <w:tcW w:type="dxa" w:w="2069"/>
           </w:tcPr>
           <w:p>
             <w:pPr>
@@ -2179,7 +2210,7 @@
         </w:tc>
         <w:tc>
           <w:tcPr>
-            <w:tcW w:w="7480" w:type="dxa"/>
+            <w:tcW w:type="dxa" w:w="7531"/>
           </w:tcPr>
           <w:p>
             <w:pPr>
@@ -2196,7 +2227,7 @@
       <w:tr>
         <w:tc>
           <w:tcPr>
-            <w:tcW w:w="2119" w:type="dxa"/>
+            <w:tcW w:type="dxa" w:w="2069"/>
           </w:tcPr>
           <w:p>
             <w:pPr>
@@ -2211,7 +2242,7 @@
         </w:tc>
         <w:tc>
           <w:tcPr>
-            <w:tcW w:w="7480" w:type="dxa"/>
+            <w:tcW w:type="dxa" w:w="7531"/>
           </w:tcPr>
           <w:p>
             <w:pPr>
@@ -2306,7 +2337,7 @@
         <w:t xml:space="preserve"> </w:t>
       </w:r>
       <w:r>
-        <w:t xml:space="preserve">(an analyst estimate below the stated 0.40, because of patient-safety and health-data sensitivity). Explain whether you agree.</w:t>
+        <w:t xml:space="preserve">(an analytical estimate below the stated 0.40, because of patient-safety and health-data sensitivity). Explain whether you agree.</w:t>
       </w:r>
     </w:p>
     <w:p>
@@ -2573,7 +2604,7 @@
         <w:t xml:space="preserve"> </w:t>
       </w:r>
       <w:r>
-        <w:t xml:space="preserve">write scenarios as complete causal chains; generate 20 candidates and select the 10 most material; avoid duplicates and threat labels.</w:t>
+        <w:t xml:space="preserve">write scenarios as complete causal chains; generate 20 candidates (the lab quick version; a full assessment uses about 25–40, never fewer than 20) and select the 10 most material; avoid duplicates and threat labels.</w:t>
       </w:r>
       <w:r>
         <w:t xml:space="preserve"> </w:t>
@@ -3288,20 +3319,19 @@
         <w:jc w:val="start"/>
       </w:tblPr>
       <w:tblGrid>
-        <w:gridCol w:w="935"/>
-        <w:gridCol w:w="1460"/>
-        <w:gridCol w:w="3374"/>
-        <w:gridCol w:w="1612"/>
-        <w:gridCol w:w="2217"/>
+        <w:gridCol w:w="532"/>
+        <w:gridCol w:w="827"/>
+        <w:gridCol w:w="4026"/>
+        <w:gridCol w:w="1633"/>
+        <w:gridCol w:w="2582"/>
       </w:tblGrid>
       <w:tr>
         <w:trPr>
           <w:tblHeader w:val="true"/>
-          <w:tblHeader/>
         </w:trPr>
         <w:tc>
           <w:tcPr>
-            <w:tcW w:w="935" w:type="dxa"/>
+            <w:tcW w:type="dxa" w:w="532"/>
             <w:shd w:val="clear" w:color="auto" w:fill="123A5C"/>
           </w:tcPr>
           <w:p>
@@ -3321,7 +3351,7 @@
         </w:tc>
         <w:tc>
           <w:tcPr>
-            <w:tcW w:w="1460" w:type="dxa"/>
+            <w:tcW w:type="dxa" w:w="827"/>
             <w:shd w:val="clear" w:color="auto" w:fill="123A5C"/>
           </w:tcPr>
           <w:p>
@@ -3341,7 +3371,7 @@
         </w:tc>
         <w:tc>
           <w:tcPr>
-            <w:tcW w:w="3374" w:type="dxa"/>
+            <w:tcW w:type="dxa" w:w="4026"/>
             <w:shd w:val="clear" w:color="auto" w:fill="123A5C"/>
           </w:tcPr>
           <w:p>
@@ -3361,7 +3391,7 @@
         </w:tc>
         <w:tc>
           <w:tcPr>
-            <w:tcW w:w="1612" w:type="dxa"/>
+            <w:tcW w:type="dxa" w:w="1633"/>
             <w:shd w:val="clear" w:color="auto" w:fill="123A5C"/>
           </w:tcPr>
           <w:p>
@@ -3381,7 +3411,7 @@
         </w:tc>
         <w:tc>
           <w:tcPr>
-            <w:tcW w:w="2217" w:type="dxa"/>
+            <w:tcW w:type="dxa" w:w="2582"/>
             <w:shd w:val="clear" w:color="auto" w:fill="123A5C"/>
           </w:tcPr>
           <w:p>
@@ -3403,7 +3433,7 @@
       <w:tr>
         <w:tc>
           <w:tcPr>
-            <w:tcW w:w="935" w:type="dxa"/>
+            <w:tcW w:type="dxa" w:w="532"/>
           </w:tcPr>
           <w:p>
             <w:pPr>
@@ -3418,7 +3448,7 @@
         </w:tc>
         <w:tc>
           <w:tcPr>
-            <w:tcW w:w="1460" w:type="dxa"/>
+            <w:tcW w:type="dxa" w:w="827"/>
           </w:tcPr>
           <w:p>
             <w:pPr>
@@ -3433,7 +3463,7 @@
         </w:tc>
         <w:tc>
           <w:tcPr>
-            <w:tcW w:w="3374" w:type="dxa"/>
+            <w:tcW w:type="dxa" w:w="4026"/>
           </w:tcPr>
           <w:p>
             <w:pPr>
@@ -3448,7 +3478,7 @@
         </w:tc>
         <w:tc>
           <w:tcPr>
-            <w:tcW w:w="1612" w:type="dxa"/>
+            <w:tcW w:type="dxa" w:w="1633"/>
           </w:tcPr>
           <w:p>
             <w:pPr>
@@ -3463,7 +3493,7 @@
         </w:tc>
         <w:tc>
           <w:tcPr>
-            <w:tcW w:w="2217" w:type="dxa"/>
+            <w:tcW w:type="dxa" w:w="2582"/>
           </w:tcPr>
           <w:p>
             <w:pPr>
@@ -3480,7 +3510,7 @@
       <w:tr>
         <w:tc>
           <w:tcPr>
-            <w:tcW w:w="935" w:type="dxa"/>
+            <w:tcW w:type="dxa" w:w="532"/>
           </w:tcPr>
           <w:p>
             <w:pPr>
@@ -3495,7 +3525,7 @@
         </w:tc>
         <w:tc>
           <w:tcPr>
-            <w:tcW w:w="1460" w:type="dxa"/>
+            <w:tcW w:type="dxa" w:w="827"/>
           </w:tcPr>
           <w:p>
             <w:pPr>
@@ -3510,7 +3540,7 @@
         </w:tc>
         <w:tc>
           <w:tcPr>
-            <w:tcW w:w="3374" w:type="dxa"/>
+            <w:tcW w:type="dxa" w:w="4026"/>
           </w:tcPr>
           <w:p>
             <w:pPr>
@@ -3525,7 +3555,7 @@
         </w:tc>
         <w:tc>
           <w:tcPr>
-            <w:tcW w:w="1612" w:type="dxa"/>
+            <w:tcW w:type="dxa" w:w="1633"/>
           </w:tcPr>
           <w:p>
             <w:pPr>
@@ -3540,7 +3570,7 @@
         </w:tc>
         <w:tc>
           <w:tcPr>
-            <w:tcW w:w="2217" w:type="dxa"/>
+            <w:tcW w:type="dxa" w:w="2582"/>
           </w:tcPr>
           <w:p>
             <w:pPr>
@@ -3557,7 +3587,7 @@
       <w:tr>
         <w:tc>
           <w:tcPr>
-            <w:tcW w:w="935" w:type="dxa"/>
+            <w:tcW w:type="dxa" w:w="532"/>
           </w:tcPr>
           <w:p>
             <w:pPr>
@@ -3572,7 +3602,7 @@
         </w:tc>
         <w:tc>
           <w:tcPr>
-            <w:tcW w:w="1460" w:type="dxa"/>
+            <w:tcW w:type="dxa" w:w="827"/>
           </w:tcPr>
           <w:p>
             <w:pPr>
@@ -3587,7 +3617,7 @@
         </w:tc>
         <w:tc>
           <w:tcPr>
-            <w:tcW w:w="3374" w:type="dxa"/>
+            <w:tcW w:type="dxa" w:w="4026"/>
           </w:tcPr>
           <w:p>
             <w:pPr>
@@ -3602,7 +3632,7 @@
         </w:tc>
         <w:tc>
           <w:tcPr>
-            <w:tcW w:w="1612" w:type="dxa"/>
+            <w:tcW w:type="dxa" w:w="1633"/>
           </w:tcPr>
           <w:p>
             <w:pPr>
@@ -3617,7 +3647,7 @@
         </w:tc>
         <w:tc>
           <w:tcPr>
-            <w:tcW w:w="2217" w:type="dxa"/>
+            <w:tcW w:type="dxa" w:w="2582"/>
           </w:tcPr>
           <w:p>
             <w:pPr>
@@ -3634,7 +3664,7 @@
       <w:tr>
         <w:tc>
           <w:tcPr>
-            <w:tcW w:w="935" w:type="dxa"/>
+            <w:tcW w:type="dxa" w:w="532"/>
           </w:tcPr>
           <w:p>
             <w:pPr>
@@ -3649,7 +3679,7 @@
         </w:tc>
         <w:tc>
           <w:tcPr>
-            <w:tcW w:w="1460" w:type="dxa"/>
+            <w:tcW w:type="dxa" w:w="827"/>
           </w:tcPr>
           <w:p>
             <w:pPr>
@@ -3664,7 +3694,7 @@
         </w:tc>
         <w:tc>
           <w:tcPr>
-            <w:tcW w:w="3374" w:type="dxa"/>
+            <w:tcW w:type="dxa" w:w="4026"/>
           </w:tcPr>
           <w:p>
             <w:pPr>
@@ -3679,7 +3709,7 @@
         </w:tc>
         <w:tc>
           <w:tcPr>
-            <w:tcW w:w="1612" w:type="dxa"/>
+            <w:tcW w:type="dxa" w:w="1633"/>
           </w:tcPr>
           <w:p>
             <w:pPr>
@@ -3694,7 +3724,7 @@
         </w:tc>
         <w:tc>
           <w:tcPr>
-            <w:tcW w:w="2217" w:type="dxa"/>
+            <w:tcW w:type="dxa" w:w="2582"/>
           </w:tcPr>
           <w:p>
             <w:pPr>
@@ -3711,7 +3741,7 @@
       <w:tr>
         <w:tc>
           <w:tcPr>
-            <w:tcW w:w="935" w:type="dxa"/>
+            <w:tcW w:type="dxa" w:w="532"/>
           </w:tcPr>
           <w:p>
             <w:pPr>
@@ -3726,7 +3756,7 @@
         </w:tc>
         <w:tc>
           <w:tcPr>
-            <w:tcW w:w="1460" w:type="dxa"/>
+            <w:tcW w:type="dxa" w:w="827"/>
           </w:tcPr>
           <w:p>
             <w:pPr>
@@ -3741,7 +3771,7 @@
         </w:tc>
         <w:tc>
           <w:tcPr>
-            <w:tcW w:w="3374" w:type="dxa"/>
+            <w:tcW w:type="dxa" w:w="4026"/>
           </w:tcPr>
           <w:p>
             <w:pPr>
@@ -3756,7 +3786,7 @@
         </w:tc>
         <w:tc>
           <w:tcPr>
-            <w:tcW w:w="1612" w:type="dxa"/>
+            <w:tcW w:type="dxa" w:w="1633"/>
           </w:tcPr>
           <w:p>
             <w:pPr>
@@ -3771,7 +3801,7 @@
         </w:tc>
         <w:tc>
           <w:tcPr>
-            <w:tcW w:w="2217" w:type="dxa"/>
+            <w:tcW w:type="dxa" w:w="2582"/>
           </w:tcPr>
           <w:p>
             <w:pPr>
@@ -3788,7 +3818,7 @@
       <w:tr>
         <w:tc>
           <w:tcPr>
-            <w:tcW w:w="935" w:type="dxa"/>
+            <w:tcW w:type="dxa" w:w="532"/>
           </w:tcPr>
           <w:p>
             <w:pPr>
@@ -3803,7 +3833,7 @@
         </w:tc>
         <w:tc>
           <w:tcPr>
-            <w:tcW w:w="1460" w:type="dxa"/>
+            <w:tcW w:type="dxa" w:w="827"/>
           </w:tcPr>
           <w:p>
             <w:pPr>
@@ -3818,7 +3848,7 @@
         </w:tc>
         <w:tc>
           <w:tcPr>
-            <w:tcW w:w="3374" w:type="dxa"/>
+            <w:tcW w:type="dxa" w:w="4026"/>
           </w:tcPr>
           <w:p>
             <w:pPr>
@@ -3833,7 +3863,7 @@
         </w:tc>
         <w:tc>
           <w:tcPr>
-            <w:tcW w:w="1612" w:type="dxa"/>
+            <w:tcW w:type="dxa" w:w="1633"/>
           </w:tcPr>
           <w:p>
             <w:pPr>
@@ -3848,7 +3878,7 @@
         </w:tc>
         <w:tc>
           <w:tcPr>
-            <w:tcW w:w="2217" w:type="dxa"/>
+            <w:tcW w:type="dxa" w:w="2582"/>
           </w:tcPr>
           <w:p>
             <w:pPr>
@@ -3917,20 +3947,19 @@
         <w:jc w:val="start"/>
       </w:tblPr>
       <w:tblGrid>
-        <w:gridCol w:w="1145"/>
-        <w:gridCol w:w="772"/>
-        <w:gridCol w:w="4507"/>
-        <w:gridCol w:w="1924"/>
-        <w:gridCol w:w="1250"/>
+        <w:gridCol w:w="875"/>
+        <w:gridCol w:w="636"/>
+        <w:gridCol w:w="5584"/>
+        <w:gridCol w:w="1551"/>
+        <w:gridCol w:w="954"/>
       </w:tblGrid>
       <w:tr>
         <w:trPr>
           <w:tblHeader w:val="true"/>
-          <w:tblHeader/>
         </w:trPr>
         <w:tc>
           <w:tcPr>
-            <w:tcW w:w="1145" w:type="dxa"/>
+            <w:tcW w:type="dxa" w:w="875"/>
             <w:shd w:val="clear" w:color="auto" w:fill="123A5C"/>
           </w:tcPr>
           <w:p>
@@ -3950,7 +3979,7 @@
         </w:tc>
         <w:tc>
           <w:tcPr>
-            <w:tcW w:w="772" w:type="dxa"/>
+            <w:tcW w:type="dxa" w:w="636"/>
             <w:shd w:val="clear" w:color="auto" w:fill="123A5C"/>
           </w:tcPr>
           <w:p>
@@ -3970,7 +3999,7 @@
         </w:tc>
         <w:tc>
           <w:tcPr>
-            <w:tcW w:w="4507" w:type="dxa"/>
+            <w:tcW w:type="dxa" w:w="5584"/>
             <w:shd w:val="clear" w:color="auto" w:fill="123A5C"/>
           </w:tcPr>
           <w:p>
@@ -3990,7 +4019,7 @@
         </w:tc>
         <w:tc>
           <w:tcPr>
-            <w:tcW w:w="1924" w:type="dxa"/>
+            <w:tcW w:type="dxa" w:w="1551"/>
             <w:shd w:val="clear" w:color="auto" w:fill="123A5C"/>
           </w:tcPr>
           <w:p>
@@ -4010,7 +4039,7 @@
         </w:tc>
         <w:tc>
           <w:tcPr>
-            <w:tcW w:w="1250" w:type="dxa"/>
+            <w:tcW w:type="dxa" w:w="954"/>
             <w:shd w:val="clear" w:color="auto" w:fill="123A5C"/>
           </w:tcPr>
           <w:p>
@@ -4032,7 +4061,7 @@
       <w:tr>
         <w:tc>
           <w:tcPr>
-            <w:tcW w:w="1145" w:type="dxa"/>
+            <w:tcW w:type="dxa" w:w="875"/>
           </w:tcPr>
           <w:p>
             <w:pPr>
@@ -4047,7 +4076,7 @@
         </w:tc>
         <w:tc>
           <w:tcPr>
-            <w:tcW w:w="772" w:type="dxa"/>
+            <w:tcW w:type="dxa" w:w="636"/>
           </w:tcPr>
           <w:p>
             <w:pPr>
@@ -4062,7 +4091,7 @@
         </w:tc>
         <w:tc>
           <w:tcPr>
-            <w:tcW w:w="4507" w:type="dxa"/>
+            <w:tcW w:type="dxa" w:w="5584"/>
           </w:tcPr>
           <w:p>
             <w:pPr>
@@ -4077,7 +4106,7 @@
         </w:tc>
         <w:tc>
           <w:tcPr>
-            <w:tcW w:w="1924" w:type="dxa"/>
+            <w:tcW w:type="dxa" w:w="1551"/>
           </w:tcPr>
           <w:p>
             <w:pPr>
@@ -4092,7 +4121,7 @@
         </w:tc>
         <w:tc>
           <w:tcPr>
-            <w:tcW w:w="1250" w:type="dxa"/>
+            <w:tcW w:type="dxa" w:w="954"/>
           </w:tcPr>
           <w:p>
             <w:pPr>
@@ -4109,7 +4138,7 @@
       <w:tr>
         <w:tc>
           <w:tcPr>
-            <w:tcW w:w="1145" w:type="dxa"/>
+            <w:tcW w:type="dxa" w:w="875"/>
           </w:tcPr>
           <w:p>
             <w:pPr>
@@ -4124,7 +4153,7 @@
         </w:tc>
         <w:tc>
           <w:tcPr>
-            <w:tcW w:w="772" w:type="dxa"/>
+            <w:tcW w:type="dxa" w:w="636"/>
           </w:tcPr>
           <w:p>
             <w:pPr>
@@ -4139,7 +4168,7 @@
         </w:tc>
         <w:tc>
           <w:tcPr>
-            <w:tcW w:w="4507" w:type="dxa"/>
+            <w:tcW w:type="dxa" w:w="5584"/>
           </w:tcPr>
           <w:p>
             <w:pPr>
@@ -4154,7 +4183,7 @@
         </w:tc>
         <w:tc>
           <w:tcPr>
-            <w:tcW w:w="1924" w:type="dxa"/>
+            <w:tcW w:type="dxa" w:w="1551"/>
           </w:tcPr>
           <w:p>
             <w:pPr>
@@ -4169,7 +4198,7 @@
         </w:tc>
         <w:tc>
           <w:tcPr>
-            <w:tcW w:w="1250" w:type="dxa"/>
+            <w:tcW w:type="dxa" w:w="954"/>
           </w:tcPr>
           <w:p>
             <w:pPr>
@@ -4186,7 +4215,7 @@
       <w:tr>
         <w:tc>
           <w:tcPr>
-            <w:tcW w:w="1145" w:type="dxa"/>
+            <w:tcW w:type="dxa" w:w="875"/>
           </w:tcPr>
           <w:p>
             <w:pPr>
@@ -4201,7 +4230,7 @@
         </w:tc>
         <w:tc>
           <w:tcPr>
-            <w:tcW w:w="772" w:type="dxa"/>
+            <w:tcW w:type="dxa" w:w="636"/>
           </w:tcPr>
           <w:p>
             <w:pPr>
@@ -4216,7 +4245,7 @@
         </w:tc>
         <w:tc>
           <w:tcPr>
-            <w:tcW w:w="4507" w:type="dxa"/>
+            <w:tcW w:type="dxa" w:w="5584"/>
           </w:tcPr>
           <w:p>
             <w:pPr>
@@ -4231,7 +4260,7 @@
         </w:tc>
         <w:tc>
           <w:tcPr>
-            <w:tcW w:w="1924" w:type="dxa"/>
+            <w:tcW w:type="dxa" w:w="1551"/>
           </w:tcPr>
           <w:p>
             <w:pPr>
@@ -4246,7 +4275,7 @@
         </w:tc>
         <w:tc>
           <w:tcPr>
-            <w:tcW w:w="1250" w:type="dxa"/>
+            <w:tcW w:type="dxa" w:w="954"/>
           </w:tcPr>
           <w:p>
             <w:pPr>
@@ -4263,7 +4292,7 @@
       <w:tr>
         <w:tc>
           <w:tcPr>
-            <w:tcW w:w="1145" w:type="dxa"/>
+            <w:tcW w:type="dxa" w:w="875"/>
           </w:tcPr>
           <w:p>
             <w:pPr>
@@ -4278,7 +4307,7 @@
         </w:tc>
         <w:tc>
           <w:tcPr>
-            <w:tcW w:w="772" w:type="dxa"/>
+            <w:tcW w:type="dxa" w:w="636"/>
           </w:tcPr>
           <w:p>
             <w:pPr>
@@ -4293,7 +4322,7 @@
         </w:tc>
         <w:tc>
           <w:tcPr>
-            <w:tcW w:w="4507" w:type="dxa"/>
+            <w:tcW w:type="dxa" w:w="5584"/>
           </w:tcPr>
           <w:p>
             <w:pPr>
@@ -4308,7 +4337,7 @@
         </w:tc>
         <w:tc>
           <w:tcPr>
-            <w:tcW w:w="1924" w:type="dxa"/>
+            <w:tcW w:type="dxa" w:w="1551"/>
           </w:tcPr>
           <w:p>
             <w:pPr>
@@ -4323,7 +4352,7 @@
         </w:tc>
         <w:tc>
           <w:tcPr>
-            <w:tcW w:w="1250" w:type="dxa"/>
+            <w:tcW w:type="dxa" w:w="954"/>
           </w:tcPr>
           <w:p>
             <w:pPr>
@@ -4340,7 +4369,7 @@
       <w:tr>
         <w:tc>
           <w:tcPr>
-            <w:tcW w:w="1145" w:type="dxa"/>
+            <w:tcW w:type="dxa" w:w="875"/>
           </w:tcPr>
           <w:p>
             <w:pPr>
@@ -4355,7 +4384,7 @@
         </w:tc>
         <w:tc>
           <w:tcPr>
-            <w:tcW w:w="772" w:type="dxa"/>
+            <w:tcW w:type="dxa" w:w="636"/>
           </w:tcPr>
           <w:p>
             <w:pPr>
@@ -4370,7 +4399,7 @@
         </w:tc>
         <w:tc>
           <w:tcPr>
-            <w:tcW w:w="4507" w:type="dxa"/>
+            <w:tcW w:type="dxa" w:w="5584"/>
           </w:tcPr>
           <w:p>
             <w:pPr>
@@ -4385,7 +4414,7 @@
         </w:tc>
         <w:tc>
           <w:tcPr>
-            <w:tcW w:w="1924" w:type="dxa"/>
+            <w:tcW w:type="dxa" w:w="1551"/>
           </w:tcPr>
           <w:p>
             <w:pPr>
@@ -4400,7 +4429,7 @@
         </w:tc>
         <w:tc>
           <w:tcPr>
-            <w:tcW w:w="1250" w:type="dxa"/>
+            <w:tcW w:type="dxa" w:w="954"/>
           </w:tcPr>
           <w:p>
             <w:pPr>
@@ -4417,7 +4446,7 @@
       <w:tr>
         <w:tc>
           <w:tcPr>
-            <w:tcW w:w="1145" w:type="dxa"/>
+            <w:tcW w:type="dxa" w:w="875"/>
           </w:tcPr>
           <w:p>
             <w:pPr>
@@ -4432,7 +4461,7 @@
         </w:tc>
         <w:tc>
           <w:tcPr>
-            <w:tcW w:w="772" w:type="dxa"/>
+            <w:tcW w:type="dxa" w:w="636"/>
           </w:tcPr>
           <w:p>
             <w:pPr>
@@ -4447,7 +4476,7 @@
         </w:tc>
         <w:tc>
           <w:tcPr>
-            <w:tcW w:w="4507" w:type="dxa"/>
+            <w:tcW w:type="dxa" w:w="5584"/>
           </w:tcPr>
           <w:p>
             <w:pPr>
@@ -4462,7 +4491,7 @@
         </w:tc>
         <w:tc>
           <w:tcPr>
-            <w:tcW w:w="1924" w:type="dxa"/>
+            <w:tcW w:type="dxa" w:w="1551"/>
           </w:tcPr>
           <w:p>
             <w:pPr>
@@ -4477,7 +4506,7 @@
         </w:tc>
         <w:tc>
           <w:tcPr>
-            <w:tcW w:w="1250" w:type="dxa"/>
+            <w:tcW w:type="dxa" w:w="954"/>
           </w:tcPr>
           <w:p>
             <w:pPr>
@@ -4897,18 +4926,17 @@
         <w:jc w:val="start"/>
       </w:tblPr>
       <w:tblGrid>
-        <w:gridCol w:w="2335"/>
-        <w:gridCol w:w="4231"/>
-        <w:gridCol w:w="3033"/>
+        <w:gridCol w:w="1907"/>
+        <w:gridCol w:w="4748"/>
+        <w:gridCol w:w="2945"/>
       </w:tblGrid>
       <w:tr>
         <w:trPr>
           <w:tblHeader w:val="true"/>
-          <w:tblHeader/>
         </w:trPr>
         <w:tc>
           <w:tcPr>
-            <w:tcW w:w="2335" w:type="dxa"/>
+            <w:tcW w:type="dxa" w:w="1907"/>
             <w:shd w:val="clear" w:color="auto" w:fill="123A5C"/>
           </w:tcPr>
           <w:p>
@@ -4928,7 +4956,7 @@
         </w:tc>
         <w:tc>
           <w:tcPr>
-            <w:tcW w:w="4231" w:type="dxa"/>
+            <w:tcW w:type="dxa" w:w="4748"/>
             <w:shd w:val="clear" w:color="auto" w:fill="123A5C"/>
           </w:tcPr>
           <w:p>
@@ -4948,7 +4976,7 @@
         </w:tc>
         <w:tc>
           <w:tcPr>
-            <w:tcW w:w="3033" w:type="dxa"/>
+            <w:tcW w:type="dxa" w:w="2945"/>
             <w:shd w:val="clear" w:color="auto" w:fill="123A5C"/>
           </w:tcPr>
           <w:p>
@@ -4970,7 +4998,7 @@
       <w:tr>
         <w:tc>
           <w:tcPr>
-            <w:tcW w:w="2335" w:type="dxa"/>
+            <w:tcW w:type="dxa" w:w="1907"/>
           </w:tcPr>
           <w:p>
             <w:pPr>
@@ -4985,7 +5013,7 @@
         </w:tc>
         <w:tc>
           <w:tcPr>
-            <w:tcW w:w="4231" w:type="dxa"/>
+            <w:tcW w:type="dxa" w:w="4748"/>
           </w:tcPr>
           <w:p>
             <w:pPr>
@@ -5000,7 +5028,7 @@
         </w:tc>
         <w:tc>
           <w:tcPr>
-            <w:tcW w:w="3033" w:type="dxa"/>
+            <w:tcW w:type="dxa" w:w="2945"/>
           </w:tcPr>
           <w:p>
             <w:pPr>
@@ -5017,18 +5045,18 @@
       <w:tr>
         <w:tc>
           <w:tcPr>
-            <w:tcW w:w="2335" w:type="dxa"/>
-          </w:tcPr>
-          <w:p>
-            <w:pPr>
-              <w:pStyle w:val="Compact"/>
-              <w:spacing w:after="40" w:before="20"/>
-            </w:pPr>
-          </w:p>
-        </w:tc>
-        <w:tc>
-          <w:tcPr>
-            <w:tcW w:w="4231" w:type="dxa"/>
+            <w:tcW w:type="dxa" w:w="1907"/>
+          </w:tcPr>
+          <w:p>
+            <w:pPr>
+              <w:pStyle w:val="Compact"/>
+              <w:spacing w:after="40" w:before="20"/>
+            </w:pPr>
+          </w:p>
+        </w:tc>
+        <w:tc>
+          <w:tcPr>
+            <w:tcW w:type="dxa" w:w="4748"/>
           </w:tcPr>
           <w:p>
             <w:pPr>
@@ -5043,7 +5071,7 @@
         </w:tc>
         <w:tc>
           <w:tcPr>
-            <w:tcW w:w="3033" w:type="dxa"/>
+            <w:tcW w:type="dxa" w:w="2945"/>
           </w:tcPr>
           <w:p>
             <w:pPr>
@@ -5060,18 +5088,18 @@
       <w:tr>
         <w:tc>
           <w:tcPr>
-            <w:tcW w:w="2335" w:type="dxa"/>
-          </w:tcPr>
-          <w:p>
-            <w:pPr>
-              <w:pStyle w:val="Compact"/>
-              <w:spacing w:after="40" w:before="20"/>
-            </w:pPr>
-          </w:p>
-        </w:tc>
-        <w:tc>
-          <w:tcPr>
-            <w:tcW w:w="4231" w:type="dxa"/>
+            <w:tcW w:type="dxa" w:w="1907"/>
+          </w:tcPr>
+          <w:p>
+            <w:pPr>
+              <w:pStyle w:val="Compact"/>
+              <w:spacing w:after="40" w:before="20"/>
+            </w:pPr>
+          </w:p>
+        </w:tc>
+        <w:tc>
+          <w:tcPr>
+            <w:tcW w:type="dxa" w:w="4748"/>
           </w:tcPr>
           <w:p>
             <w:pPr>
@@ -5086,7 +5114,7 @@
         </w:tc>
         <w:tc>
           <w:tcPr>
-            <w:tcW w:w="3033" w:type="dxa"/>
+            <w:tcW w:type="dxa" w:w="2945"/>
           </w:tcPr>
           <w:p>
             <w:pPr>
@@ -5103,18 +5131,18 @@
       <w:tr>
         <w:tc>
           <w:tcPr>
-            <w:tcW w:w="2335" w:type="dxa"/>
-          </w:tcPr>
-          <w:p>
-            <w:pPr>
-              <w:pStyle w:val="Compact"/>
-              <w:spacing w:after="40" w:before="20"/>
-            </w:pPr>
-          </w:p>
-        </w:tc>
-        <w:tc>
-          <w:tcPr>
-            <w:tcW w:w="4231" w:type="dxa"/>
+            <w:tcW w:type="dxa" w:w="1907"/>
+          </w:tcPr>
+          <w:p>
+            <w:pPr>
+              <w:pStyle w:val="Compact"/>
+              <w:spacing w:after="40" w:before="20"/>
+            </w:pPr>
+          </w:p>
+        </w:tc>
+        <w:tc>
+          <w:tcPr>
+            <w:tcW w:type="dxa" w:w="4748"/>
           </w:tcPr>
           <w:p>
             <w:pPr>
@@ -5129,7 +5157,7 @@
         </w:tc>
         <w:tc>
           <w:tcPr>
-            <w:tcW w:w="3033" w:type="dxa"/>
+            <w:tcW w:type="dxa" w:w="2945"/>
           </w:tcPr>
           <w:p>
             <w:pPr>
@@ -5146,18 +5174,18 @@
       <w:tr>
         <w:tc>
           <w:tcPr>
-            <w:tcW w:w="2335" w:type="dxa"/>
-          </w:tcPr>
-          <w:p>
-            <w:pPr>
-              <w:pStyle w:val="Compact"/>
-              <w:spacing w:after="40" w:before="20"/>
-            </w:pPr>
-          </w:p>
-        </w:tc>
-        <w:tc>
-          <w:tcPr>
-            <w:tcW w:w="4231" w:type="dxa"/>
+            <w:tcW w:type="dxa" w:w="1907"/>
+          </w:tcPr>
+          <w:p>
+            <w:pPr>
+              <w:pStyle w:val="Compact"/>
+              <w:spacing w:after="40" w:before="20"/>
+            </w:pPr>
+          </w:p>
+        </w:tc>
+        <w:tc>
+          <w:tcPr>
+            <w:tcW w:type="dxa" w:w="4748"/>
           </w:tcPr>
           <w:p>
             <w:pPr>
@@ -5172,7 +5200,7 @@
         </w:tc>
         <w:tc>
           <w:tcPr>
-            <w:tcW w:w="3033" w:type="dxa"/>
+            <w:tcW w:type="dxa" w:w="2945"/>
           </w:tcPr>
           <w:p>
             <w:pPr>
@@ -5189,7 +5217,7 @@
       <w:tr>
         <w:tc>
           <w:tcPr>
-            <w:tcW w:w="2335" w:type="dxa"/>
+            <w:tcW w:type="dxa" w:w="1907"/>
           </w:tcPr>
           <w:p>
             <w:pPr>
@@ -5204,7 +5232,7 @@
         </w:tc>
         <w:tc>
           <w:tcPr>
-            <w:tcW w:w="4231" w:type="dxa"/>
+            <w:tcW w:type="dxa" w:w="4748"/>
           </w:tcPr>
           <w:p>
             <w:pPr>
@@ -5219,7 +5247,7 @@
         </w:tc>
         <w:tc>
           <w:tcPr>
-            <w:tcW w:w="3033" w:type="dxa"/>
+            <w:tcW w:type="dxa" w:w="2945"/>
           </w:tcPr>
           <w:p>
             <w:pPr>
@@ -5236,7 +5264,7 @@
       <w:tr>
         <w:tc>
           <w:tcPr>
-            <w:tcW w:w="2335" w:type="dxa"/>
+            <w:tcW w:type="dxa" w:w="1907"/>
           </w:tcPr>
           <w:p>
             <w:pPr>
@@ -5251,7 +5279,7 @@
         </w:tc>
         <w:tc>
           <w:tcPr>
-            <w:tcW w:w="4231" w:type="dxa"/>
+            <w:tcW w:type="dxa" w:w="4748"/>
           </w:tcPr>
           <w:p>
             <w:pPr>
@@ -5266,7 +5294,7 @@
         </w:tc>
         <w:tc>
           <w:tcPr>
-            <w:tcW w:w="3033" w:type="dxa"/>
+            <w:tcW w:type="dxa" w:w="2945"/>
           </w:tcPr>
           <w:p>
             <w:pPr>
@@ -5334,18 +5362,17 @@
         <w:jc w:val="start"/>
       </w:tblPr>
       <w:tblGrid>
-        <w:gridCol w:w="1500"/>
-        <w:gridCol w:w="1904"/>
-        <w:gridCol w:w="6194"/>
+        <w:gridCol w:w="1210"/>
+        <w:gridCol w:w="1362"/>
+        <w:gridCol w:w="7028"/>
       </w:tblGrid>
       <w:tr>
         <w:trPr>
           <w:tblHeader w:val="true"/>
-          <w:tblHeader/>
         </w:trPr>
         <w:tc>
           <w:tcPr>
-            <w:tcW w:w="1500" w:type="dxa"/>
+            <w:tcW w:type="dxa" w:w="1210"/>
             <w:shd w:val="clear" w:color="auto" w:fill="123A5C"/>
           </w:tcPr>
           <w:p>
@@ -5365,7 +5392,7 @@
         </w:tc>
         <w:tc>
           <w:tcPr>
-            <w:tcW w:w="1904" w:type="dxa"/>
+            <w:tcW w:type="dxa" w:w="1362"/>
             <w:shd w:val="clear" w:color="auto" w:fill="123A5C"/>
           </w:tcPr>
           <w:p>
@@ -5385,7 +5412,7 @@
         </w:tc>
         <w:tc>
           <w:tcPr>
-            <w:tcW w:w="6194" w:type="dxa"/>
+            <w:tcW w:type="dxa" w:w="7028"/>
             <w:shd w:val="clear" w:color="auto" w:fill="123A5C"/>
           </w:tcPr>
           <w:p>
@@ -5407,7 +5434,7 @@
       <w:tr>
         <w:tc>
           <w:tcPr>
-            <w:tcW w:w="1500" w:type="dxa"/>
+            <w:tcW w:type="dxa" w:w="1210"/>
           </w:tcPr>
           <w:p>
             <w:pPr>
@@ -5422,7 +5449,7 @@
         </w:tc>
         <w:tc>
           <w:tcPr>
-            <w:tcW w:w="1904" w:type="dxa"/>
+            <w:tcW w:type="dxa" w:w="1362"/>
           </w:tcPr>
           <w:p>
             <w:pPr>
@@ -5437,7 +5464,7 @@
         </w:tc>
         <w:tc>
           <w:tcPr>
-            <w:tcW w:w="6194" w:type="dxa"/>
+            <w:tcW w:type="dxa" w:w="7028"/>
           </w:tcPr>
           <w:p>
             <w:pPr>
@@ -5454,7 +5481,7 @@
       <w:tr>
         <w:tc>
           <w:tcPr>
-            <w:tcW w:w="1500" w:type="dxa"/>
+            <w:tcW w:type="dxa" w:w="1210"/>
           </w:tcPr>
           <w:p>
             <w:pPr>
@@ -5469,7 +5496,7 @@
         </w:tc>
         <w:tc>
           <w:tcPr>
-            <w:tcW w:w="1904" w:type="dxa"/>
+            <w:tcW w:type="dxa" w:w="1362"/>
           </w:tcPr>
           <w:p>
             <w:pPr>
@@ -5484,7 +5511,7 @@
         </w:tc>
         <w:tc>
           <w:tcPr>
-            <w:tcW w:w="6194" w:type="dxa"/>
+            <w:tcW w:type="dxa" w:w="7028"/>
           </w:tcPr>
           <w:p>
             <w:pPr>
@@ -5501,7 +5528,7 @@
       <w:tr>
         <w:tc>
           <w:tcPr>
-            <w:tcW w:w="1500" w:type="dxa"/>
+            <w:tcW w:type="dxa" w:w="1210"/>
           </w:tcPr>
           <w:p>
             <w:pPr>
@@ -5516,7 +5543,7 @@
         </w:tc>
         <w:tc>
           <w:tcPr>
-            <w:tcW w:w="1904" w:type="dxa"/>
+            <w:tcW w:type="dxa" w:w="1362"/>
           </w:tcPr>
           <w:p>
             <w:pPr>
@@ -5531,7 +5558,7 @@
         </w:tc>
         <w:tc>
           <w:tcPr>
-            <w:tcW w:w="6194" w:type="dxa"/>
+            <w:tcW w:type="dxa" w:w="7028"/>
           </w:tcPr>
           <w:p>
             <w:pPr>
@@ -5548,7 +5575,7 @@
       <w:tr>
         <w:tc>
           <w:tcPr>
-            <w:tcW w:w="1500" w:type="dxa"/>
+            <w:tcW w:type="dxa" w:w="1210"/>
           </w:tcPr>
           <w:p>
             <w:pPr>
@@ -5563,7 +5590,7 @@
         </w:tc>
         <w:tc>
           <w:tcPr>
-            <w:tcW w:w="1904" w:type="dxa"/>
+            <w:tcW w:type="dxa" w:w="1362"/>
           </w:tcPr>
           <w:p>
             <w:pPr>
@@ -5578,7 +5605,7 @@
         </w:tc>
         <w:tc>
           <w:tcPr>
-            <w:tcW w:w="6194" w:type="dxa"/>
+            <w:tcW w:type="dxa" w:w="7028"/>
           </w:tcPr>
           <w:p>
             <w:pPr>
@@ -5595,7 +5622,7 @@
       <w:tr>
         <w:tc>
           <w:tcPr>
-            <w:tcW w:w="1500" w:type="dxa"/>
+            <w:tcW w:type="dxa" w:w="1210"/>
           </w:tcPr>
           <w:p>
             <w:pPr>
@@ -5610,7 +5637,7 @@
         </w:tc>
         <w:tc>
           <w:tcPr>
-            <w:tcW w:w="1904" w:type="dxa"/>
+            <w:tcW w:type="dxa" w:w="1362"/>
           </w:tcPr>
           <w:p>
             <w:pPr>
@@ -5625,7 +5652,7 @@
         </w:tc>
         <w:tc>
           <w:tcPr>
-            <w:tcW w:w="6194" w:type="dxa"/>
+            <w:tcW w:type="dxa" w:w="7028"/>
           </w:tcPr>
           <w:p>
             <w:pPr>
@@ -5642,7 +5669,7 @@
       <w:tr>
         <w:tc>
           <w:tcPr>
-            <w:tcW w:w="1500" w:type="dxa"/>
+            <w:tcW w:type="dxa" w:w="1210"/>
           </w:tcPr>
           <w:p>
             <w:pPr>
@@ -5657,7 +5684,7 @@
         </w:tc>
         <w:tc>
           <w:tcPr>
-            <w:tcW w:w="1904" w:type="dxa"/>
+            <w:tcW w:type="dxa" w:w="1362"/>
           </w:tcPr>
           <w:p>
             <w:pPr>
@@ -5672,7 +5699,7 @@
         </w:tc>
         <w:tc>
           <w:tcPr>
-            <w:tcW w:w="6194" w:type="dxa"/>
+            <w:tcW w:type="dxa" w:w="7028"/>
           </w:tcPr>
           <w:p>
             <w:pPr>
@@ -5689,7 +5716,7 @@
       <w:tr>
         <w:tc>
           <w:tcPr>
-            <w:tcW w:w="1500" w:type="dxa"/>
+            <w:tcW w:type="dxa" w:w="1210"/>
           </w:tcPr>
           <w:p>
             <w:pPr>
@@ -5704,7 +5731,7 @@
         </w:tc>
         <w:tc>
           <w:tcPr>
-            <w:tcW w:w="1904" w:type="dxa"/>
+            <w:tcW w:type="dxa" w:w="1362"/>
           </w:tcPr>
           <w:p>
             <w:pPr>
@@ -5719,7 +5746,7 @@
         </w:tc>
         <w:tc>
           <w:tcPr>
-            <w:tcW w:w="6194" w:type="dxa"/>
+            <w:tcW w:type="dxa" w:w="7028"/>
           </w:tcPr>
           <w:p>
             <w:pPr>
@@ -5736,7 +5763,7 @@
       <w:tr>
         <w:tc>
           <w:tcPr>
-            <w:tcW w:w="1500" w:type="dxa"/>
+            <w:tcW w:type="dxa" w:w="1210"/>
           </w:tcPr>
           <w:p>
             <w:pPr>
@@ -5751,7 +5778,7 @@
         </w:tc>
         <w:tc>
           <w:tcPr>
-            <w:tcW w:w="1904" w:type="dxa"/>
+            <w:tcW w:type="dxa" w:w="1362"/>
           </w:tcPr>
           <w:p>
             <w:pPr>
@@ -5766,7 +5793,7 @@
         </w:tc>
         <w:tc>
           <w:tcPr>
-            <w:tcW w:w="6194" w:type="dxa"/>
+            <w:tcW w:type="dxa" w:w="7028"/>
           </w:tcPr>
           <w:p>
             <w:pPr>
@@ -5783,7 +5810,7 @@
       <w:tr>
         <w:tc>
           <w:tcPr>
-            <w:tcW w:w="1500" w:type="dxa"/>
+            <w:tcW w:type="dxa" w:w="1210"/>
           </w:tcPr>
           <w:p>
             <w:pPr>
@@ -5798,7 +5825,7 @@
         </w:tc>
         <w:tc>
           <w:tcPr>
-            <w:tcW w:w="1904" w:type="dxa"/>
+            <w:tcW w:type="dxa" w:w="1362"/>
           </w:tcPr>
           <w:p>
             <w:pPr>
@@ -5813,7 +5840,7 @@
         </w:tc>
         <w:tc>
           <w:tcPr>
-            <w:tcW w:w="6194" w:type="dxa"/>
+            <w:tcW w:type="dxa" w:w="7028"/>
           </w:tcPr>
           <w:p>
             <w:pPr>
@@ -5989,7 +6016,7 @@
         <w:t xml:space="preserve"> </w:t>
       </w:r>
       <w:r>
-        <w:t xml:space="preserve">Use the FIRST CVSS v4.0 calculator and enter the score in the Analyse sheet; keep the vector string next to it.</w:t>
+        <w:t xml:space="preserve">Use the NVD CVSS v4.0 calculator (nvd.nist.gov/vuln-metrics/cvss/v4-calculator) or FIRST’s, then enter the score in column G of the Analyse sheet and the full vector string next to it in column H; the Checks column flags a missing or malformed vector.</w:t>
       </w:r>
     </w:p>
     <w:p>
@@ -6600,7 +6627,23 @@
         <w:t xml:space="preserve">multiplicative</w:t>
       </w:r>
       <w:r>
-        <w:t xml:space="preserve">: 80% probability reduction and 80% impact reduction remove 64% of the risk. A package that reduces only probability, or only impact, mitigates nothing under this convention. To bring a scenario below tolerance you need P × Q ≥ 1 − appetite ÷ average damage.</w:t>
+        <w:t xml:space="preserve">: 80% probability reduction and 80% impact reduction remove 64% of the risk. A package that reduces only probability, or only impact, mitigates nothing under this convention. To bring the residual to no more than the tolerated risk (ratio ≤ 1.0) you need P × Q ≥ 1 − appetite ÷ average damage; to bring it</w:t>
+      </w:r>
+      <w:r>
+        <w:t xml:space="preserve"> </w:t>
+      </w:r>
+      <w:r>
+        <w:rPr>
+          <w:bCs/>
+          <w:b/>
+        </w:rPr>
+        <w:t xml:space="preserve">below tolerance</w:t>
+      </w:r>
+      <w:r>
+        <w:t xml:space="preserve"> </w:t>
+      </w:r>
+      <w:r>
+        <w:t xml:space="preserve">(ratio &lt; 0.90) you need P × Q &gt; 1 − 0.90 × appetite ÷ average damage.</w:t>
       </w:r>
     </w:p>
     <w:bookmarkEnd w:id="53"/>
@@ -6655,25 +6698,7 @@
         <w:pStyle w:val="FirstParagraph"/>
       </w:pPr>
       <w:r>
-        <w:t xml:space="preserve">Check: 1 − 0.30 ÷ 0.70 = 0.571; P × Q = 0.60 ≥ 0.571, so the residual is just inside the</w:t>
-      </w:r>
-      <w:r>
-        <w:t xml:space="preserve"> </w:t>
-      </w:r>
-      <w:r>
-        <w:t xml:space="preserve">“</w:t>
-      </w:r>
-      <w:r>
-        <w:t xml:space="preserve">approximately at</w:t>
-      </w:r>
-      <w:r>
-        <w:t xml:space="preserve">”</w:t>
-      </w:r>
-      <w:r>
-        <w:t xml:space="preserve"> </w:t>
-      </w:r>
-      <w:r>
-        <w:t xml:space="preserve">band.</w:t>
+        <w:t xml:space="preserve">Check: 1 − 0.30 ÷ 0.70 = 0.571 and 1 − 0.90 × 0.30 ÷ 0.70 = 0.614; P × Q = 0.60 lies between the two, so the residual is no greater than tolerated but not below the 0.90 band: approximately at tolerance.</w:t>
       </w:r>
     </w:p>
     <w:bookmarkEnd w:id="54"/>
@@ -6916,36 +6941,25 @@
         <w:t xml:space="preserve"> </w:t>
       </w:r>
       <w:r>
-        <w:t xml:space="preserve">Select controls in the M sheet.</w:t>
-      </w:r>
-      <w:r>
-        <w:t xml:space="preserve"> </w:t>
-      </w:r>
-      <w:r>
-        <w:rPr>
-          <w:bCs/>
-          <w:b/>
-        </w:rPr>
-        <w:t xml:space="preserve">Warning:</w:t>
-      </w:r>
-      <w:r>
-        <w:t xml:space="preserve"> </w:t>
-      </w:r>
-      <w:r>
-        <w:t xml:space="preserve">the template sums control coefficients (default 0.06 each), so about twenty controls exceed 1 and residual risk</w:t>
-      </w:r>
-      <w:r>
-        <w:t xml:space="preserve"> </w:t>
-      </w:r>
-      <w:r>
-        <w:rPr>
-          <w:iCs/>
-          <w:i/>
-        </w:rPr>
-        <w:t xml:space="preserve">rises</w:t>
-      </w:r>
-      <w:r>
-        <w:t xml:space="preserve">. Keep each reduction within 0–1.</w:t>
+        <w:t xml:space="preserve">Select controls in the M sheet (1 in column A). The sheet combines the selected coefficients with the product rule, package reduction = 1 − ∏(1 − rᵢ), separately for impact and probability, so a package never exceeds 1; a warning appears if a coefficient is outside 0–1. The default coefficients are generic placeholders: prefer a few justified controls, or one package-level estimate in an</w:t>
+      </w:r>
+      <w:r>
+        <w:t xml:space="preserve"> </w:t>
+      </w:r>
+      <w:r>
+        <w:t xml:space="preserve">“</w:t>
+      </w:r>
+      <w:r>
+        <w:t xml:space="preserve">Other</w:t>
+      </w:r>
+      <w:r>
+        <w:t xml:space="preserve">”</w:t>
+      </w:r>
+      <w:r>
+        <w:t xml:space="preserve"> </w:t>
+      </w:r>
+      <w:r>
+        <w:t xml:space="preserve">row.</w:t>
       </w:r>
     </w:p>
     <w:p>
@@ -7134,21 +7148,20 @@
         <w:jc w:val="start"/>
       </w:tblPr>
       <w:tblGrid>
-        <w:gridCol w:w="2429"/>
-        <w:gridCol w:w="1335"/>
-        <w:gridCol w:w="1335"/>
-        <w:gridCol w:w="1222"/>
-        <w:gridCol w:w="1222"/>
-        <w:gridCol w:w="2055"/>
+        <w:gridCol w:w="2176"/>
+        <w:gridCol w:w="1485"/>
+        <w:gridCol w:w="1485"/>
+        <w:gridCol w:w="1350"/>
+        <w:gridCol w:w="1080"/>
+        <w:gridCol w:w="2024"/>
       </w:tblGrid>
       <w:tr>
         <w:trPr>
           <w:tblHeader w:val="true"/>
-          <w:tblHeader/>
         </w:trPr>
         <w:tc>
           <w:tcPr>
-            <w:tcW w:w="2429" w:type="dxa"/>
+            <w:tcW w:type="dxa" w:w="2176"/>
             <w:shd w:val="clear" w:color="auto" w:fill="123A5C"/>
           </w:tcPr>
           <w:p>
@@ -7168,7 +7181,7 @@
         </w:tc>
         <w:tc>
           <w:tcPr>
-            <w:tcW w:w="1335" w:type="dxa"/>
+            <w:tcW w:type="dxa" w:w="1485"/>
             <w:shd w:val="clear" w:color="auto" w:fill="123A5C"/>
           </w:tcPr>
           <w:p>
@@ -7188,7 +7201,7 @@
         </w:tc>
         <w:tc>
           <w:tcPr>
-            <w:tcW w:w="1335" w:type="dxa"/>
+            <w:tcW w:type="dxa" w:w="1485"/>
             <w:shd w:val="clear" w:color="auto" w:fill="123A5C"/>
           </w:tcPr>
           <w:p>
@@ -7208,7 +7221,7 @@
         </w:tc>
         <w:tc>
           <w:tcPr>
-            <w:tcW w:w="1222" w:type="dxa"/>
+            <w:tcW w:type="dxa" w:w="1350"/>
             <w:shd w:val="clear" w:color="auto" w:fill="123A5C"/>
           </w:tcPr>
           <w:p>
@@ -7228,7 +7241,7 @@
         </w:tc>
         <w:tc>
           <w:tcPr>
-            <w:tcW w:w="1222" w:type="dxa"/>
+            <w:tcW w:type="dxa" w:w="1080"/>
             <w:shd w:val="clear" w:color="auto" w:fill="123A5C"/>
           </w:tcPr>
           <w:p>
@@ -7248,7 +7261,7 @@
         </w:tc>
         <w:tc>
           <w:tcPr>
-            <w:tcW w:w="2055" w:type="dxa"/>
+            <w:tcW w:type="dxa" w:w="2024"/>
             <w:shd w:val="clear" w:color="auto" w:fill="123A5C"/>
           </w:tcPr>
           <w:p>
@@ -7270,7 +7283,7 @@
       <w:tr>
         <w:tc>
           <w:tcPr>
-            <w:tcW w:w="2429" w:type="dxa"/>
+            <w:tcW w:type="dxa" w:w="2176"/>
           </w:tcPr>
           <w:p>
             <w:pPr>
@@ -7285,7 +7298,7 @@
         </w:tc>
         <w:tc>
           <w:tcPr>
-            <w:tcW w:w="1335" w:type="dxa"/>
+            <w:tcW w:type="dxa" w:w="1485"/>
           </w:tcPr>
           <w:p>
             <w:pPr>
@@ -7300,7 +7313,7 @@
         </w:tc>
         <w:tc>
           <w:tcPr>
-            <w:tcW w:w="1335" w:type="dxa"/>
+            <w:tcW w:type="dxa" w:w="1485"/>
           </w:tcPr>
           <w:p>
             <w:pPr>
@@ -7315,7 +7328,7 @@
         </w:tc>
         <w:tc>
           <w:tcPr>
-            <w:tcW w:w="1222" w:type="dxa"/>
+            <w:tcW w:type="dxa" w:w="1350"/>
           </w:tcPr>
           <w:p>
             <w:pPr>
@@ -7330,7 +7343,7 @@
         </w:tc>
         <w:tc>
           <w:tcPr>
-            <w:tcW w:w="1222" w:type="dxa"/>
+            <w:tcW w:type="dxa" w:w="1080"/>
           </w:tcPr>
           <w:p>
             <w:pPr>
@@ -7345,7 +7358,7 @@
         </w:tc>
         <w:tc>
           <w:tcPr>
-            <w:tcW w:w="2055" w:type="dxa"/>
+            <w:tcW w:type="dxa" w:w="2024"/>
           </w:tcPr>
           <w:p>
             <w:pPr>
@@ -7362,7 +7375,7 @@
       <w:tr>
         <w:tc>
           <w:tcPr>
-            <w:tcW w:w="2429" w:type="dxa"/>
+            <w:tcW w:type="dxa" w:w="2176"/>
           </w:tcPr>
           <w:p>
             <w:pPr>
@@ -7377,7 +7390,7 @@
         </w:tc>
         <w:tc>
           <w:tcPr>
-            <w:tcW w:w="1335" w:type="dxa"/>
+            <w:tcW w:type="dxa" w:w="1485"/>
           </w:tcPr>
           <w:p>
             <w:pPr>
@@ -7392,7 +7405,7 @@
         </w:tc>
         <w:tc>
           <w:tcPr>
-            <w:tcW w:w="1335" w:type="dxa"/>
+            <w:tcW w:type="dxa" w:w="1485"/>
           </w:tcPr>
           <w:p>
             <w:pPr>
@@ -7407,7 +7420,7 @@
         </w:tc>
         <w:tc>
           <w:tcPr>
-            <w:tcW w:w="1222" w:type="dxa"/>
+            <w:tcW w:type="dxa" w:w="1350"/>
           </w:tcPr>
           <w:p>
             <w:pPr>
@@ -7422,7 +7435,7 @@
         </w:tc>
         <w:tc>
           <w:tcPr>
-            <w:tcW w:w="1222" w:type="dxa"/>
+            <w:tcW w:type="dxa" w:w="1080"/>
           </w:tcPr>
           <w:p>
             <w:pPr>
@@ -7437,7 +7450,7 @@
         </w:tc>
         <w:tc>
           <w:tcPr>
-            <w:tcW w:w="2055" w:type="dxa"/>
+            <w:tcW w:type="dxa" w:w="2024"/>
           </w:tcPr>
           <w:p>
             <w:pPr>
@@ -7454,7 +7467,7 @@
       <w:tr>
         <w:tc>
           <w:tcPr>
-            <w:tcW w:w="2429" w:type="dxa"/>
+            <w:tcW w:type="dxa" w:w="2176"/>
           </w:tcPr>
           <w:p>
             <w:pPr>
@@ -7469,7 +7482,7 @@
         </w:tc>
         <w:tc>
           <w:tcPr>
-            <w:tcW w:w="1335" w:type="dxa"/>
+            <w:tcW w:type="dxa" w:w="1485"/>
           </w:tcPr>
           <w:p>
             <w:pPr>
@@ -7484,7 +7497,7 @@
         </w:tc>
         <w:tc>
           <w:tcPr>
-            <w:tcW w:w="1335" w:type="dxa"/>
+            <w:tcW w:type="dxa" w:w="1485"/>
           </w:tcPr>
           <w:p>
             <w:pPr>
@@ -7499,7 +7512,7 @@
         </w:tc>
         <w:tc>
           <w:tcPr>
-            <w:tcW w:w="1222" w:type="dxa"/>
+            <w:tcW w:type="dxa" w:w="1350"/>
           </w:tcPr>
           <w:p>
             <w:pPr>
@@ -7514,7 +7527,7 @@
         </w:tc>
         <w:tc>
           <w:tcPr>
-            <w:tcW w:w="1222" w:type="dxa"/>
+            <w:tcW w:type="dxa" w:w="1080"/>
           </w:tcPr>
           <w:p>
             <w:pPr>
@@ -7529,7 +7542,7 @@
         </w:tc>
         <w:tc>
           <w:tcPr>
-            <w:tcW w:w="2055" w:type="dxa"/>
+            <w:tcW w:type="dxa" w:w="2024"/>
           </w:tcPr>
           <w:p>
             <w:pPr>
@@ -7824,24 +7837,23 @@
         <w:jc w:val="start"/>
       </w:tblPr>
       <w:tblGrid>
-        <w:gridCol w:w="1281"/>
-        <w:gridCol w:w="1145"/>
-        <w:gridCol w:w="729"/>
-        <w:gridCol w:w="613"/>
-        <w:gridCol w:w="1880"/>
-        <w:gridCol w:w="1145"/>
-        <w:gridCol w:w="830"/>
-        <w:gridCol w:w="935"/>
-        <w:gridCol w:w="1040"/>
+        <w:gridCol w:w="3122"/>
+        <w:gridCol w:w="691"/>
+        <w:gridCol w:w="1534"/>
+        <w:gridCol w:w="1238"/>
+        <w:gridCol w:w="969"/>
+        <w:gridCol w:w="592"/>
+        <w:gridCol w:w="431"/>
+        <w:gridCol w:w="484"/>
+        <w:gridCol w:w="539"/>
       </w:tblGrid>
       <w:tr>
         <w:trPr>
           <w:tblHeader w:val="true"/>
-          <w:tblHeader/>
         </w:trPr>
         <w:tc>
           <w:tcPr>
-            <w:tcW w:w="1281" w:type="dxa"/>
+            <w:tcW w:type="dxa" w:w="3122"/>
             <w:shd w:val="clear" w:color="auto" w:fill="123A5C"/>
           </w:tcPr>
           <w:p>
@@ -7861,7 +7873,7 @@
         </w:tc>
         <w:tc>
           <w:tcPr>
-            <w:tcW w:w="1145" w:type="dxa"/>
+            <w:tcW w:type="dxa" w:w="691"/>
             <w:shd w:val="clear" w:color="auto" w:fill="123A5C"/>
           </w:tcPr>
           <w:p>
@@ -7881,7 +7893,7 @@
         </w:tc>
         <w:tc>
           <w:tcPr>
-            <w:tcW w:w="729" w:type="dxa"/>
+            <w:tcW w:type="dxa" w:w="1534"/>
             <w:shd w:val="clear" w:color="auto" w:fill="123A5C"/>
           </w:tcPr>
           <w:p>
@@ -7901,7 +7913,7 @@
         </w:tc>
         <w:tc>
           <w:tcPr>
-            <w:tcW w:w="613" w:type="dxa"/>
+            <w:tcW w:type="dxa" w:w="1238"/>
             <w:shd w:val="clear" w:color="auto" w:fill="123A5C"/>
           </w:tcPr>
           <w:p>
@@ -7921,7 +7933,7 @@
         </w:tc>
         <w:tc>
           <w:tcPr>
-            <w:tcW w:w="1880" w:type="dxa"/>
+            <w:tcW w:type="dxa" w:w="969"/>
             <w:shd w:val="clear" w:color="auto" w:fill="123A5C"/>
           </w:tcPr>
           <w:p>
@@ -7941,7 +7953,7 @@
         </w:tc>
         <w:tc>
           <w:tcPr>
-            <w:tcW w:w="1145" w:type="dxa"/>
+            <w:tcW w:type="dxa" w:w="592"/>
             <w:shd w:val="clear" w:color="auto" w:fill="123A5C"/>
           </w:tcPr>
           <w:p>
@@ -7961,7 +7973,7 @@
         </w:tc>
         <w:tc>
           <w:tcPr>
-            <w:tcW w:w="830" w:type="dxa"/>
+            <w:tcW w:type="dxa" w:w="431"/>
             <w:shd w:val="clear" w:color="auto" w:fill="123A5C"/>
           </w:tcPr>
           <w:p>
@@ -7981,7 +7993,7 @@
         </w:tc>
         <w:tc>
           <w:tcPr>
-            <w:tcW w:w="935" w:type="dxa"/>
+            <w:tcW w:type="dxa" w:w="484"/>
             <w:shd w:val="clear" w:color="auto" w:fill="123A5C"/>
           </w:tcPr>
           <w:p>
@@ -8001,7 +8013,7 @@
         </w:tc>
         <w:tc>
           <w:tcPr>
-            <w:tcW w:w="1040" w:type="dxa"/>
+            <w:tcW w:type="dxa" w:w="539"/>
             <w:shd w:val="clear" w:color="auto" w:fill="123A5C"/>
           </w:tcPr>
           <w:p>
@@ -8023,7 +8035,7 @@
       <w:tr>
         <w:tc>
           <w:tcPr>
-            <w:tcW w:w="1281" w:type="dxa"/>
+            <w:tcW w:type="dxa" w:w="3122"/>
           </w:tcPr>
           <w:p>
             <w:pPr>
@@ -8038,7 +8050,7 @@
         </w:tc>
         <w:tc>
           <w:tcPr>
-            <w:tcW w:w="1145" w:type="dxa"/>
+            <w:tcW w:type="dxa" w:w="691"/>
           </w:tcPr>
           <w:p>
             <w:pPr>
@@ -8053,7 +8065,7 @@
         </w:tc>
         <w:tc>
           <w:tcPr>
-            <w:tcW w:w="729" w:type="dxa"/>
+            <w:tcW w:type="dxa" w:w="1534"/>
           </w:tcPr>
           <w:p>
             <w:pPr>
@@ -8068,7 +8080,7 @@
         </w:tc>
         <w:tc>
           <w:tcPr>
-            <w:tcW w:w="613" w:type="dxa"/>
+            <w:tcW w:type="dxa" w:w="1238"/>
           </w:tcPr>
           <w:p>
             <w:pPr>
@@ -8083,7 +8095,7 @@
         </w:tc>
         <w:tc>
           <w:tcPr>
-            <w:tcW w:w="1880" w:type="dxa"/>
+            <w:tcW w:type="dxa" w:w="969"/>
           </w:tcPr>
           <w:p>
             <w:pPr>
@@ -8098,7 +8110,7 @@
         </w:tc>
         <w:tc>
           <w:tcPr>
-            <w:tcW w:w="1145" w:type="dxa"/>
+            <w:tcW w:type="dxa" w:w="592"/>
           </w:tcPr>
           <w:p>
             <w:pPr>
@@ -8113,7 +8125,7 @@
         </w:tc>
         <w:tc>
           <w:tcPr>
-            <w:tcW w:w="830" w:type="dxa"/>
+            <w:tcW w:type="dxa" w:w="431"/>
           </w:tcPr>
           <w:p>
             <w:pPr>
@@ -8128,7 +8140,7 @@
         </w:tc>
         <w:tc>
           <w:tcPr>
-            <w:tcW w:w="935" w:type="dxa"/>
+            <w:tcW w:type="dxa" w:w="484"/>
           </w:tcPr>
           <w:p>
             <w:pPr>
@@ -8143,7 +8155,7 @@
         </w:tc>
         <w:tc>
           <w:tcPr>
-            <w:tcW w:w="1040" w:type="dxa"/>
+            <w:tcW w:type="dxa" w:w="539"/>
           </w:tcPr>
           <w:p>
             <w:pPr>
@@ -8160,7 +8172,7 @@
       <w:tr>
         <w:tc>
           <w:tcPr>
-            <w:tcW w:w="1281" w:type="dxa"/>
+            <w:tcW w:type="dxa" w:w="3122"/>
           </w:tcPr>
           <w:p>
             <w:pPr>
@@ -8175,7 +8187,7 @@
         </w:tc>
         <w:tc>
           <w:tcPr>
-            <w:tcW w:w="1145" w:type="dxa"/>
+            <w:tcW w:type="dxa" w:w="691"/>
           </w:tcPr>
           <w:p>
             <w:pPr>
@@ -8190,7 +8202,7 @@
         </w:tc>
         <w:tc>
           <w:tcPr>
-            <w:tcW w:w="729" w:type="dxa"/>
+            <w:tcW w:type="dxa" w:w="1534"/>
           </w:tcPr>
           <w:p>
             <w:pPr>
@@ -8205,7 +8217,7 @@
         </w:tc>
         <w:tc>
           <w:tcPr>
-            <w:tcW w:w="613" w:type="dxa"/>
+            <w:tcW w:type="dxa" w:w="1238"/>
           </w:tcPr>
           <w:p>
             <w:pPr>
@@ -8220,7 +8232,7 @@
         </w:tc>
         <w:tc>
           <w:tcPr>
-            <w:tcW w:w="1880" w:type="dxa"/>
+            <w:tcW w:type="dxa" w:w="969"/>
           </w:tcPr>
           <w:p>
             <w:pPr>
@@ -8235,7 +8247,7 @@
         </w:tc>
         <w:tc>
           <w:tcPr>
-            <w:tcW w:w="1145" w:type="dxa"/>
+            <w:tcW w:type="dxa" w:w="592"/>
           </w:tcPr>
           <w:p>
             <w:pPr>
@@ -8250,7 +8262,7 @@
         </w:tc>
         <w:tc>
           <w:tcPr>
-            <w:tcW w:w="830" w:type="dxa"/>
+            <w:tcW w:type="dxa" w:w="431"/>
           </w:tcPr>
           <w:p>
             <w:pPr>
@@ -8265,7 +8277,7 @@
         </w:tc>
         <w:tc>
           <w:tcPr>
-            <w:tcW w:w="935" w:type="dxa"/>
+            <w:tcW w:type="dxa" w:w="484"/>
           </w:tcPr>
           <w:p>
             <w:pPr>
@@ -8280,7 +8292,7 @@
         </w:tc>
         <w:tc>
           <w:tcPr>
-            <w:tcW w:w="1040" w:type="dxa"/>
+            <w:tcW w:type="dxa" w:w="539"/>
           </w:tcPr>
           <w:p>
             <w:pPr>
@@ -8727,7 +8739,7 @@
         <w:pStyle w:val="FirstParagraph"/>
       </w:pPr>
       <w:r>
-        <w:t xml:space="preserve">The published 30-scenario assessment found: after treatment, 12 scenarios above tolerance, 11 approximately at and 7 below; total estimated risk 84,491 against residual 41,104 (a 51% reduction); current cybersecurity spend about 0.9% of the IT budget, below the 4% floor of the budget guideline.</w:t>
+        <w:t xml:space="preserve">The published 30-scenario assessment found: after treatment, 12 scenarios above tolerance, 11 approximately at and 7 below; total estimated risk 84,305 against residual 41,023 (a 51% reduction); current cybersecurity spend about 0.9% of the IT budget, below the 4% floor of the budget guideline.</w:t>
       </w:r>
       <w:r>
         <w:t xml:space="preserve"> </w:t>
@@ -8930,7 +8942,7 @@
         <w:t xml:space="preserve">“</w:t>
       </w:r>
       <w:r>
-        <w:t xml:space="preserve">residual risk 41,104</w:t>
+        <w:t xml:space="preserve">residual risk 41,023</w:t>
       </w:r>
       <w:r>
         <w:t xml:space="preserve">”</w:t>
@@ -8939,7 +8951,7 @@
         <w:t xml:space="preserve"> </w:t>
       </w:r>
       <w:r>
-        <w:t xml:space="preserve">and your workbook says 41,140. What should you do?</w:t>
+        <w:t xml:space="preserve">and your workbook says 41,032. What should you do?</w:t>
       </w:r>
     </w:p>
     <w:p>
@@ -9692,7 +9704,25 @@
         <w:rPr>
           <w:rStyle w:val="VerbatimChar"/>
         </w:rPr>
-        <w:t xml:space="preserve">Below tolerance requires  P × Q ≥ 1 − Appetite ÷ ((δe + δm) / 2)</w:t>
+        <w:t xml:space="preserve">Ratio ≤ 1.0 requires       P × Q ≥ 1 − Appetite ÷ ((δe + δm) / 2)</w:t>
+      </w:r>
+      <w:r>
+        <w:br/>
+      </w:r>
+      <w:r>
+        <w:rPr>
+          <w:rStyle w:val="VerbatimChar"/>
+        </w:rPr>
+        <w:t xml:space="preserve">Below tolerance (&lt; 0.90)   P × Q &gt; 1 − 0.90 × Appetite ÷ ((δe + δm) / 2)</w:t>
+      </w:r>
+      <w:r>
+        <w:br/>
+      </w:r>
+      <w:r>
+        <w:rPr>
+          <w:rStyle w:val="VerbatimChar"/>
+        </w:rPr>
+        <w:t xml:space="preserve">Several measures, one lever  r = 1 − ∏(1 − rᵢ)</w:t>
       </w:r>
     </w:p>
     <w:p>
@@ -9777,20 +9807,19 @@
         <w:jc w:val="start"/>
       </w:tblPr>
       <w:tblGrid>
-        <w:gridCol w:w="1250"/>
-        <w:gridCol w:w="1185"/>
-        <w:gridCol w:w="2117"/>
-        <w:gridCol w:w="2177"/>
-        <w:gridCol w:w="2869"/>
+        <w:gridCol w:w="1288"/>
+        <w:gridCol w:w="993"/>
+        <w:gridCol w:w="2180"/>
+        <w:gridCol w:w="2174"/>
+        <w:gridCol w:w="2965"/>
       </w:tblGrid>
       <w:tr>
         <w:trPr>
           <w:tblHeader w:val="true"/>
-          <w:tblHeader/>
         </w:trPr>
         <w:tc>
           <w:tcPr>
-            <w:tcW w:w="1250" w:type="dxa"/>
+            <w:tcW w:type="dxa" w:w="1288"/>
             <w:shd w:val="clear" w:color="auto" w:fill="123A5C"/>
           </w:tcPr>
           <w:p>
@@ -9810,7 +9839,7 @@
         </w:tc>
         <w:tc>
           <w:tcPr>
-            <w:tcW w:w="1185" w:type="dxa"/>
+            <w:tcW w:type="dxa" w:w="993"/>
             <w:shd w:val="clear" w:color="auto" w:fill="123A5C"/>
           </w:tcPr>
           <w:p>
@@ -9830,7 +9859,7 @@
         </w:tc>
         <w:tc>
           <w:tcPr>
-            <w:tcW w:w="2117" w:type="dxa"/>
+            <w:tcW w:type="dxa" w:w="2180"/>
             <w:shd w:val="clear" w:color="auto" w:fill="123A5C"/>
           </w:tcPr>
           <w:p>
@@ -9850,7 +9879,7 @@
         </w:tc>
         <w:tc>
           <w:tcPr>
-            <w:tcW w:w="2177" w:type="dxa"/>
+            <w:tcW w:type="dxa" w:w="2174"/>
             <w:shd w:val="clear" w:color="auto" w:fill="123A5C"/>
           </w:tcPr>
           <w:p>
@@ -9870,7 +9899,7 @@
         </w:tc>
         <w:tc>
           <w:tcPr>
-            <w:tcW w:w="2869" w:type="dxa"/>
+            <w:tcW w:type="dxa" w:w="2965"/>
             <w:shd w:val="clear" w:color="auto" w:fill="123A5C"/>
           </w:tcPr>
           <w:p>
@@ -9892,7 +9921,7 @@
       <w:tr>
         <w:tc>
           <w:tcPr>
-            <w:tcW w:w="1250" w:type="dxa"/>
+            <w:tcW w:type="dxa" w:w="1288"/>
           </w:tcPr>
           <w:p>
             <w:pPr>
@@ -9907,7 +9936,7 @@
         </w:tc>
         <w:tc>
           <w:tcPr>
-            <w:tcW w:w="1185" w:type="dxa"/>
+            <w:tcW w:type="dxa" w:w="993"/>
           </w:tcPr>
           <w:p>
             <w:pPr>
@@ -9922,7 +9951,7 @@
         </w:tc>
         <w:tc>
           <w:tcPr>
-            <w:tcW w:w="2117" w:type="dxa"/>
+            <w:tcW w:type="dxa" w:w="2180"/>
           </w:tcPr>
           <w:p>
             <w:pPr>
@@ -9937,7 +9966,7 @@
         </w:tc>
         <w:tc>
           <w:tcPr>
-            <w:tcW w:w="2177" w:type="dxa"/>
+            <w:tcW w:type="dxa" w:w="2174"/>
           </w:tcPr>
           <w:p>
             <w:pPr>
@@ -9952,7 +9981,7 @@
         </w:tc>
         <w:tc>
           <w:tcPr>
-            <w:tcW w:w="2869" w:type="dxa"/>
+            <w:tcW w:type="dxa" w:w="2965"/>
           </w:tcPr>
           <w:p>
             <w:pPr>
@@ -9969,7 +9998,7 @@
       <w:tr>
         <w:tc>
           <w:tcPr>
-            <w:tcW w:w="1250" w:type="dxa"/>
+            <w:tcW w:type="dxa" w:w="1288"/>
           </w:tcPr>
           <w:p>
             <w:pPr>
@@ -9984,7 +10013,7 @@
         </w:tc>
         <w:tc>
           <w:tcPr>
-            <w:tcW w:w="1185" w:type="dxa"/>
+            <w:tcW w:type="dxa" w:w="993"/>
           </w:tcPr>
           <w:p>
             <w:pPr>
@@ -9999,7 +10028,7 @@
         </w:tc>
         <w:tc>
           <w:tcPr>
-            <w:tcW w:w="2117" w:type="dxa"/>
+            <w:tcW w:type="dxa" w:w="2180"/>
           </w:tcPr>
           <w:p>
             <w:pPr>
@@ -10014,7 +10043,7 @@
         </w:tc>
         <w:tc>
           <w:tcPr>
-            <w:tcW w:w="2177" w:type="dxa"/>
+            <w:tcW w:type="dxa" w:w="2174"/>
           </w:tcPr>
           <w:p>
             <w:pPr>
@@ -10029,7 +10058,7 @@
         </w:tc>
         <w:tc>
           <w:tcPr>
-            <w:tcW w:w="2869" w:type="dxa"/>
+            <w:tcW w:type="dxa" w:w="2965"/>
           </w:tcPr>
           <w:p>
             <w:pPr>
@@ -10046,7 +10075,7 @@
       <w:tr>
         <w:tc>
           <w:tcPr>
-            <w:tcW w:w="1250" w:type="dxa"/>
+            <w:tcW w:type="dxa" w:w="1288"/>
           </w:tcPr>
           <w:p>
             <w:pPr>
@@ -10061,7 +10090,7 @@
         </w:tc>
         <w:tc>
           <w:tcPr>
-            <w:tcW w:w="1185" w:type="dxa"/>
+            <w:tcW w:type="dxa" w:w="993"/>
           </w:tcPr>
           <w:p>
             <w:pPr>
@@ -10076,7 +10105,7 @@
         </w:tc>
         <w:tc>
           <w:tcPr>
-            <w:tcW w:w="2117" w:type="dxa"/>
+            <w:tcW w:type="dxa" w:w="2180"/>
           </w:tcPr>
           <w:p>
             <w:pPr>
@@ -10091,7 +10120,7 @@
         </w:tc>
         <w:tc>
           <w:tcPr>
-            <w:tcW w:w="2177" w:type="dxa"/>
+            <w:tcW w:type="dxa" w:w="2174"/>
           </w:tcPr>
           <w:p>
             <w:pPr>
@@ -10106,7 +10135,7 @@
         </w:tc>
         <w:tc>
           <w:tcPr>
-            <w:tcW w:w="2869" w:type="dxa"/>
+            <w:tcW w:type="dxa" w:w="2965"/>
           </w:tcPr>
           <w:p>
             <w:pPr>
@@ -10123,7 +10152,7 @@
       <w:tr>
         <w:tc>
           <w:tcPr>
-            <w:tcW w:w="1250" w:type="dxa"/>
+            <w:tcW w:type="dxa" w:w="1288"/>
           </w:tcPr>
           <w:p>
             <w:pPr>
@@ -10138,7 +10167,7 @@
         </w:tc>
         <w:tc>
           <w:tcPr>
-            <w:tcW w:w="1185" w:type="dxa"/>
+            <w:tcW w:type="dxa" w:w="993"/>
           </w:tcPr>
           <w:p>
             <w:pPr>
@@ -10153,7 +10182,7 @@
         </w:tc>
         <w:tc>
           <w:tcPr>
-            <w:tcW w:w="2117" w:type="dxa"/>
+            <w:tcW w:type="dxa" w:w="2180"/>
           </w:tcPr>
           <w:p>
             <w:pPr>
@@ -10168,7 +10197,7 @@
         </w:tc>
         <w:tc>
           <w:tcPr>
-            <w:tcW w:w="2177" w:type="dxa"/>
+            <w:tcW w:type="dxa" w:w="2174"/>
           </w:tcPr>
           <w:p>
             <w:pPr>
@@ -10183,7 +10212,7 @@
         </w:tc>
         <w:tc>
           <w:tcPr>
-            <w:tcW w:w="2869" w:type="dxa"/>
+            <w:tcW w:type="dxa" w:w="2965"/>
           </w:tcPr>
           <w:p>
             <w:pPr>
@@ -10200,7 +10229,7 @@
       <w:tr>
         <w:tc>
           <w:tcPr>
-            <w:tcW w:w="1250" w:type="dxa"/>
+            <w:tcW w:type="dxa" w:w="1288"/>
           </w:tcPr>
           <w:p>
             <w:pPr>
@@ -10215,7 +10244,7 @@
         </w:tc>
         <w:tc>
           <w:tcPr>
-            <w:tcW w:w="1185" w:type="dxa"/>
+            <w:tcW w:type="dxa" w:w="993"/>
           </w:tcPr>
           <w:p>
             <w:pPr>
@@ -10230,7 +10259,7 @@
         </w:tc>
         <w:tc>
           <w:tcPr>
-            <w:tcW w:w="2117" w:type="dxa"/>
+            <w:tcW w:type="dxa" w:w="2180"/>
           </w:tcPr>
           <w:p>
             <w:pPr>
@@ -10245,7 +10274,7 @@
         </w:tc>
         <w:tc>
           <w:tcPr>
-            <w:tcW w:w="2177" w:type="dxa"/>
+            <w:tcW w:type="dxa" w:w="2174"/>
           </w:tcPr>
           <w:p>
             <w:pPr>
@@ -10260,7 +10289,7 @@
         </w:tc>
         <w:tc>
           <w:tcPr>
-            <w:tcW w:w="2869" w:type="dxa"/>
+            <w:tcW w:type="dxa" w:w="2965"/>
           </w:tcPr>
           <w:p>
             <w:pPr>
@@ -10277,7 +10306,7 @@
       <w:tr>
         <w:tc>
           <w:tcPr>
-            <w:tcW w:w="1250" w:type="dxa"/>
+            <w:tcW w:type="dxa" w:w="1288"/>
           </w:tcPr>
           <w:p>
             <w:pPr>
@@ -10292,7 +10321,7 @@
         </w:tc>
         <w:tc>
           <w:tcPr>
-            <w:tcW w:w="1185" w:type="dxa"/>
+            <w:tcW w:type="dxa" w:w="993"/>
           </w:tcPr>
           <w:p>
             <w:pPr>
@@ -10307,7 +10336,7 @@
         </w:tc>
         <w:tc>
           <w:tcPr>
-            <w:tcW w:w="2117" w:type="dxa"/>
+            <w:tcW w:type="dxa" w:w="2180"/>
           </w:tcPr>
           <w:p>
             <w:pPr>
@@ -10322,7 +10351,7 @@
         </w:tc>
         <w:tc>
           <w:tcPr>
-            <w:tcW w:w="2177" w:type="dxa"/>
+            <w:tcW w:type="dxa" w:w="2174"/>
           </w:tcPr>
           <w:p>
             <w:pPr>
@@ -10337,7 +10366,7 @@
         </w:tc>
         <w:tc>
           <w:tcPr>
-            <w:tcW w:w="2869" w:type="dxa"/>
+            <w:tcW w:type="dxa" w:w="2965"/>
           </w:tcPr>
           <w:p>
             <w:pPr>
@@ -10354,7 +10383,7 @@
       <w:tr>
         <w:tc>
           <w:tcPr>
-            <w:tcW w:w="1250" w:type="dxa"/>
+            <w:tcW w:type="dxa" w:w="1288"/>
           </w:tcPr>
           <w:p>
             <w:pPr>
@@ -10369,7 +10398,7 @@
         </w:tc>
         <w:tc>
           <w:tcPr>
-            <w:tcW w:w="1185" w:type="dxa"/>
+            <w:tcW w:type="dxa" w:w="993"/>
           </w:tcPr>
           <w:p>
             <w:pPr>
@@ -10384,7 +10413,7 @@
         </w:tc>
         <w:tc>
           <w:tcPr>
-            <w:tcW w:w="2117" w:type="dxa"/>
+            <w:tcW w:type="dxa" w:w="2180"/>
           </w:tcPr>
           <w:p>
             <w:pPr>
@@ -10399,7 +10428,7 @@
         </w:tc>
         <w:tc>
           <w:tcPr>
-            <w:tcW w:w="2177" w:type="dxa"/>
+            <w:tcW w:type="dxa" w:w="2174"/>
           </w:tcPr>
           <w:p>
             <w:pPr>
@@ -10414,7 +10443,7 @@
         </w:tc>
         <w:tc>
           <w:tcPr>
-            <w:tcW w:w="2869" w:type="dxa"/>
+            <w:tcW w:type="dxa" w:w="2965"/>
           </w:tcPr>
           <w:p>
             <w:pPr>
@@ -10456,17 +10485,16 @@
         <w:jc w:val="start"/>
       </w:tblPr>
       <w:tblGrid>
-        <w:gridCol w:w="8376"/>
-        <w:gridCol w:w="1223"/>
+        <w:gridCol w:w="8381"/>
+        <w:gridCol w:w="1219"/>
       </w:tblGrid>
       <w:tr>
         <w:trPr>
           <w:tblHeader w:val="true"/>
-          <w:tblHeader/>
         </w:trPr>
         <w:tc>
           <w:tcPr>
-            <w:tcW w:w="8376" w:type="dxa"/>
+            <w:tcW w:type="dxa" w:w="8381"/>
             <w:shd w:val="clear" w:color="auto" w:fill="123A5C"/>
           </w:tcPr>
           <w:p>
@@ -10486,7 +10514,7 @@
         </w:tc>
         <w:tc>
           <w:tcPr>
-            <w:tcW w:w="1223" w:type="dxa"/>
+            <w:tcW w:type="dxa" w:w="1219"/>
             <w:shd w:val="clear" w:color="auto" w:fill="123A5C"/>
           </w:tcPr>
           <w:p>
@@ -10508,7 +10536,7 @@
       <w:tr>
         <w:tc>
           <w:tcPr>
-            <w:tcW w:w="8376" w:type="dxa"/>
+            <w:tcW w:type="dxa" w:w="8381"/>
           </w:tcPr>
           <w:p>
             <w:pPr>
@@ -10523,7 +10551,7 @@
         </w:tc>
         <w:tc>
           <w:tcPr>
-            <w:tcW w:w="1223" w:type="dxa"/>
+            <w:tcW w:type="dxa" w:w="1219"/>
           </w:tcPr>
           <w:p>
             <w:pPr>
@@ -10536,7 +10564,7 @@
       <w:tr>
         <w:tc>
           <w:tcPr>
-            <w:tcW w:w="8376" w:type="dxa"/>
+            <w:tcW w:type="dxa" w:w="8381"/>
           </w:tcPr>
           <w:p>
             <w:pPr>
@@ -10551,7 +10579,7 @@
         </w:tc>
         <w:tc>
           <w:tcPr>
-            <w:tcW w:w="1223" w:type="dxa"/>
+            <w:tcW w:type="dxa" w:w="1219"/>
           </w:tcPr>
           <w:p>
             <w:pPr>
@@ -10564,7 +10592,7 @@
       <w:tr>
         <w:tc>
           <w:tcPr>
-            <w:tcW w:w="8376" w:type="dxa"/>
+            <w:tcW w:type="dxa" w:w="8381"/>
           </w:tcPr>
           <w:p>
             <w:pPr>
@@ -10579,7 +10607,7 @@
         </w:tc>
         <w:tc>
           <w:tcPr>
-            <w:tcW w:w="1223" w:type="dxa"/>
+            <w:tcW w:type="dxa" w:w="1219"/>
           </w:tcPr>
           <w:p>
             <w:pPr>
@@ -10592,7 +10620,7 @@
       <w:tr>
         <w:tc>
           <w:tcPr>
-            <w:tcW w:w="8376" w:type="dxa"/>
+            <w:tcW w:type="dxa" w:w="8381"/>
           </w:tcPr>
           <w:p>
             <w:pPr>
@@ -10607,7 +10635,7 @@
         </w:tc>
         <w:tc>
           <w:tcPr>
-            <w:tcW w:w="1223" w:type="dxa"/>
+            <w:tcW w:type="dxa" w:w="1219"/>
           </w:tcPr>
           <w:p>
             <w:pPr>
@@ -10620,7 +10648,7 @@
       <w:tr>
         <w:tc>
           <w:tcPr>
-            <w:tcW w:w="8376" w:type="dxa"/>
+            <w:tcW w:type="dxa" w:w="8381"/>
           </w:tcPr>
           <w:p>
             <w:pPr>
@@ -10635,7 +10663,7 @@
         </w:tc>
         <w:tc>
           <w:tcPr>
-            <w:tcW w:w="1223" w:type="dxa"/>
+            <w:tcW w:type="dxa" w:w="1219"/>
           </w:tcPr>
           <w:p>
             <w:pPr>
@@ -10648,7 +10676,7 @@
       <w:tr>
         <w:tc>
           <w:tcPr>
-            <w:tcW w:w="8376" w:type="dxa"/>
+            <w:tcW w:type="dxa" w:w="8381"/>
           </w:tcPr>
           <w:p>
             <w:pPr>
@@ -10663,7 +10691,7 @@
         </w:tc>
         <w:tc>
           <w:tcPr>
-            <w:tcW w:w="1223" w:type="dxa"/>
+            <w:tcW w:type="dxa" w:w="1219"/>
           </w:tcPr>
           <w:p>
             <w:pPr>
@@ -10676,7 +10704,7 @@
       <w:tr>
         <w:tc>
           <w:tcPr>
-            <w:tcW w:w="8376" w:type="dxa"/>
+            <w:tcW w:type="dxa" w:w="8381"/>
           </w:tcPr>
           <w:p>
             <w:pPr>
@@ -10691,7 +10719,7 @@
         </w:tc>
         <w:tc>
           <w:tcPr>
-            <w:tcW w:w="1223" w:type="dxa"/>
+            <w:tcW w:type="dxa" w:w="1219"/>
           </w:tcPr>
           <w:p>
             <w:pPr>
@@ -10704,7 +10732,7 @@
       <w:tr>
         <w:tc>
           <w:tcPr>
-            <w:tcW w:w="8376" w:type="dxa"/>
+            <w:tcW w:type="dxa" w:w="8381"/>
           </w:tcPr>
           <w:p>
             <w:pPr>
@@ -10719,7 +10747,7 @@
         </w:tc>
         <w:tc>
           <w:tcPr>
-            <w:tcW w:w="1223" w:type="dxa"/>
+            <w:tcW w:type="dxa" w:w="1219"/>
           </w:tcPr>
           <w:p>
             <w:pPr>
@@ -10732,7 +10760,7 @@
       <w:tr>
         <w:tc>
           <w:tcPr>
-            <w:tcW w:w="8376" w:type="dxa"/>
+            <w:tcW w:type="dxa" w:w="8381"/>
           </w:tcPr>
           <w:p>
             <w:pPr>
@@ -10747,7 +10775,7 @@
         </w:tc>
         <w:tc>
           <w:tcPr>
-            <w:tcW w:w="1223" w:type="dxa"/>
+            <w:tcW w:type="dxa" w:w="1219"/>
           </w:tcPr>
           <w:p>
             <w:pPr>
@@ -10760,7 +10788,7 @@
       <w:tr>
         <w:tc>
           <w:tcPr>
-            <w:tcW w:w="8376" w:type="dxa"/>
+            <w:tcW w:type="dxa" w:w="8381"/>
           </w:tcPr>
           <w:p>
             <w:pPr>
@@ -10775,7 +10803,7 @@
         </w:tc>
         <w:tc>
           <w:tcPr>
-            <w:tcW w:w="1223" w:type="dxa"/>
+            <w:tcW w:type="dxa" w:w="1219"/>
           </w:tcPr>
           <w:p>
             <w:pPr>
@@ -10788,7 +10816,7 @@
       <w:tr>
         <w:tc>
           <w:tcPr>
-            <w:tcW w:w="8376" w:type="dxa"/>
+            <w:tcW w:type="dxa" w:w="8381"/>
           </w:tcPr>
           <w:p>
             <w:pPr>
@@ -10803,7 +10831,7 @@
         </w:tc>
         <w:tc>
           <w:tcPr>
-            <w:tcW w:w="1223" w:type="dxa"/>
+            <w:tcW w:type="dxa" w:w="1219"/>
           </w:tcPr>
           <w:p>
             <w:pPr>
@@ -10816,7 +10844,7 @@
       <w:tr>
         <w:tc>
           <w:tcPr>
-            <w:tcW w:w="8376" w:type="dxa"/>
+            <w:tcW w:type="dxa" w:w="8381"/>
           </w:tcPr>
           <w:p>
             <w:pPr>
@@ -10831,7 +10859,7 @@
         </w:tc>
         <w:tc>
           <w:tcPr>
-            <w:tcW w:w="1223" w:type="dxa"/>
+            <w:tcW w:type="dxa" w:w="1219"/>
           </w:tcPr>
           <w:p>
             <w:pPr>
@@ -10844,7 +10872,7 @@
       <w:tr>
         <w:tc>
           <w:tcPr>
-            <w:tcW w:w="8376" w:type="dxa"/>
+            <w:tcW w:type="dxa" w:w="8381"/>
           </w:tcPr>
           <w:p>
             <w:pPr>
@@ -10859,7 +10887,7 @@
         </w:tc>
         <w:tc>
           <w:tcPr>
-            <w:tcW w:w="1223" w:type="dxa"/>
+            <w:tcW w:type="dxa" w:w="1219"/>
           </w:tcPr>
           <w:p>
             <w:pPr>
@@ -11658,7 +11686,7 @@
     </w:p>
     <w:bookmarkEnd w:id="87"/>
     <w:sectPr>
-      <w:footerReference w:type="default" r:id="rId9"/>
+      <w:footerReference r:id="rId9" w:type="default"/>
       <w:pgMar w:bottom="1134" w:left="1247" w:right="1247" w:top="1134"/>
     </w:sectPr>
   </w:body>
@@ -13094,7 +13122,7 @@
       <w:color w:themeColor="accent1" w:themeShade="BF" w:val="365F91"/>
     </w:rPr>
   </w:style>
-  <w:style w:type="paragraph" w:customStyle="1" w:styleId="SourceCode">
+  <w:style w:customStyle="1" w:styleId="SourceCode" w:type="paragraph">
     <w:name w:val="Source Code"/>
     <w:basedOn w:val="Normal"/>
     <w:link w:val="VerbatimChar"/>
@@ -13102,7 +13130,7 @@
       <w:wordWrap w:val="off"/>
     </w:pPr>
   </w:style>
-  <w:style w:type="character" w:customStyle="1" w:styleId="KeywordTok">
+  <w:style w:customStyle="1" w:styleId="KeywordTok" w:type="character">
     <w:name w:val="KeywordTok"/>
     <w:basedOn w:val="VerbatimChar"/>
     <w:rPr>
@@ -13110,77 +13138,77 @@
       <w:b/>
     </w:rPr>
   </w:style>
-  <w:style w:type="character" w:customStyle="1" w:styleId="DataTypeTok">
+  <w:style w:customStyle="1" w:styleId="DataTypeTok" w:type="character">
     <w:name w:val="DataTypeTok"/>
     <w:basedOn w:val="VerbatimChar"/>
     <w:rPr>
       <w:color w:val="902000"/>
     </w:rPr>
   </w:style>
-  <w:style w:type="character" w:customStyle="1" w:styleId="DecValTok">
+  <w:style w:customStyle="1" w:styleId="DecValTok" w:type="character">
     <w:name w:val="DecValTok"/>
     <w:basedOn w:val="VerbatimChar"/>
     <w:rPr>
       <w:color w:val="40a070"/>
     </w:rPr>
   </w:style>
-  <w:style w:type="character" w:customStyle="1" w:styleId="BaseNTok">
+  <w:style w:customStyle="1" w:styleId="BaseNTok" w:type="character">
     <w:name w:val="BaseNTok"/>
     <w:basedOn w:val="VerbatimChar"/>
     <w:rPr>
       <w:color w:val="40a070"/>
     </w:rPr>
   </w:style>
-  <w:style w:type="character" w:customStyle="1" w:styleId="FloatTok">
+  <w:style w:customStyle="1" w:styleId="FloatTok" w:type="character">
     <w:name w:val="FloatTok"/>
     <w:basedOn w:val="VerbatimChar"/>
     <w:rPr>
       <w:color w:val="40a070"/>
     </w:rPr>
   </w:style>
-  <w:style w:type="character" w:customStyle="1" w:styleId="ConstantTok">
+  <w:style w:customStyle="1" w:styleId="ConstantTok" w:type="character">
     <w:name w:val="ConstantTok"/>
     <w:basedOn w:val="VerbatimChar"/>
     <w:rPr>
       <w:color w:val="880000"/>
     </w:rPr>
   </w:style>
-  <w:style w:type="character" w:customStyle="1" w:styleId="CharTok">
+  <w:style w:customStyle="1" w:styleId="CharTok" w:type="character">
     <w:name w:val="CharTok"/>
     <w:basedOn w:val="VerbatimChar"/>
     <w:rPr>
       <w:color w:val="4070a0"/>
     </w:rPr>
   </w:style>
-  <w:style w:type="character" w:customStyle="1" w:styleId="SpecialCharTok">
+  <w:style w:customStyle="1" w:styleId="SpecialCharTok" w:type="character">
     <w:name w:val="SpecialCharTok"/>
     <w:basedOn w:val="VerbatimChar"/>
     <w:rPr>
       <w:color w:val="4070a0"/>
     </w:rPr>
   </w:style>
-  <w:style w:type="character" w:customStyle="1" w:styleId="StringTok">
+  <w:style w:customStyle="1" w:styleId="StringTok" w:type="character">
     <w:name w:val="StringTok"/>
     <w:basedOn w:val="VerbatimChar"/>
     <w:rPr>
       <w:color w:val="4070a0"/>
     </w:rPr>
   </w:style>
-  <w:style w:type="character" w:customStyle="1" w:styleId="VerbatimStringTok">
+  <w:style w:customStyle="1" w:styleId="VerbatimStringTok" w:type="character">
     <w:name w:val="VerbatimStringTok"/>
     <w:basedOn w:val="VerbatimChar"/>
     <w:rPr>
       <w:color w:val="4070a0"/>
     </w:rPr>
   </w:style>
-  <w:style w:type="character" w:customStyle="1" w:styleId="SpecialStringTok">
+  <w:style w:customStyle="1" w:styleId="SpecialStringTok" w:type="character">
     <w:name w:val="SpecialStringTok"/>
     <w:basedOn w:val="VerbatimChar"/>
     <w:rPr>
       <w:color w:val="bb6688"/>
     </w:rPr>
   </w:style>
-  <w:style w:type="character" w:customStyle="1" w:styleId="ImportTok">
+  <w:style w:customStyle="1" w:styleId="ImportTok" w:type="character">
     <w:name w:val="ImportTok"/>
     <w:basedOn w:val="VerbatimChar"/>
     <w:rPr>
@@ -13188,7 +13216,7 @@
       <w:b/>
     </w:rPr>
   </w:style>
-  <w:style w:type="character" w:customStyle="1" w:styleId="CommentTok">
+  <w:style w:customStyle="1" w:styleId="CommentTok" w:type="character">
     <w:name w:val="CommentTok"/>
     <w:basedOn w:val="VerbatimChar"/>
     <w:rPr>
@@ -13196,7 +13224,7 @@
       <w:i/>
     </w:rPr>
   </w:style>
-  <w:style w:type="character" w:customStyle="1" w:styleId="DocumentationTok">
+  <w:style w:customStyle="1" w:styleId="DocumentationTok" w:type="character">
     <w:name w:val="DocumentationTok"/>
     <w:basedOn w:val="VerbatimChar"/>
     <w:rPr>
@@ -13204,7 +13232,7 @@
       <w:i/>
     </w:rPr>
   </w:style>
-  <w:style w:type="character" w:customStyle="1" w:styleId="AnnotationTok">
+  <w:style w:customStyle="1" w:styleId="AnnotationTok" w:type="character">
     <w:name w:val="AnnotationTok"/>
     <w:basedOn w:val="VerbatimChar"/>
     <w:rPr>
@@ -13213,7 +13241,7 @@
       <w:i/>
     </w:rPr>
   </w:style>
-  <w:style w:type="character" w:customStyle="1" w:styleId="CommentVarTok">
+  <w:style w:customStyle="1" w:styleId="CommentVarTok" w:type="character">
     <w:name w:val="CommentVarTok"/>
     <w:basedOn w:val="VerbatimChar"/>
     <w:rPr>
@@ -13222,28 +13250,28 @@
       <w:i/>
     </w:rPr>
   </w:style>
-  <w:style w:type="character" w:customStyle="1" w:styleId="OtherTok">
+  <w:style w:customStyle="1" w:styleId="OtherTok" w:type="character">
     <w:name w:val="OtherTok"/>
     <w:basedOn w:val="VerbatimChar"/>
     <w:rPr>
       <w:color w:val="007020"/>
     </w:rPr>
   </w:style>
-  <w:style w:type="character" w:customStyle="1" w:styleId="FunctionTok">
+  <w:style w:customStyle="1" w:styleId="FunctionTok" w:type="character">
     <w:name w:val="FunctionTok"/>
     <w:basedOn w:val="VerbatimChar"/>
     <w:rPr>
       <w:color w:val="06287e"/>
     </w:rPr>
   </w:style>
-  <w:style w:type="character" w:customStyle="1" w:styleId="VariableTok">
+  <w:style w:customStyle="1" w:styleId="VariableTok" w:type="character">
     <w:name w:val="VariableTok"/>
     <w:basedOn w:val="VerbatimChar"/>
     <w:rPr>
       <w:color w:val="19177c"/>
     </w:rPr>
   </w:style>
-  <w:style w:type="character" w:customStyle="1" w:styleId="ControlFlowTok">
+  <w:style w:customStyle="1" w:styleId="ControlFlowTok" w:type="character">
     <w:name w:val="ControlFlowTok"/>
     <w:basedOn w:val="VerbatimChar"/>
     <w:rPr>
@@ -13251,45 +13279,45 @@
       <w:b/>
     </w:rPr>
   </w:style>
-  <w:style w:type="character" w:customStyle="1" w:styleId="OperatorTok">
+  <w:style w:customStyle="1" w:styleId="OperatorTok" w:type="character">
     <w:name w:val="OperatorTok"/>
     <w:basedOn w:val="VerbatimChar"/>
     <w:rPr>
       <w:color w:val="666666"/>
     </w:rPr>
   </w:style>
-  <w:style w:type="character" w:customStyle="1" w:styleId="BuiltInTok">
+  <w:style w:customStyle="1" w:styleId="BuiltInTok" w:type="character">
     <w:name w:val="BuiltInTok"/>
     <w:basedOn w:val="VerbatimChar"/>
     <w:rPr>
       <w:color w:val="008000"/>
     </w:rPr>
   </w:style>
-  <w:style w:type="character" w:customStyle="1" w:styleId="ExtensionTok">
+  <w:style w:customStyle="1" w:styleId="ExtensionTok" w:type="character">
     <w:name w:val="ExtensionTok"/>
     <w:basedOn w:val="VerbatimChar"/>
     <w:rPr/>
   </w:style>
-  <w:style w:type="character" w:customStyle="1" w:styleId="PreprocessorTok">
+  <w:style w:customStyle="1" w:styleId="PreprocessorTok" w:type="character">
     <w:name w:val="PreprocessorTok"/>
     <w:basedOn w:val="VerbatimChar"/>
     <w:rPr>
       <w:color w:val="bc7a00"/>
     </w:rPr>
   </w:style>
-  <w:style w:type="character" w:customStyle="1" w:styleId="AttributeTok">
+  <w:style w:customStyle="1" w:styleId="AttributeTok" w:type="character">
     <w:name w:val="AttributeTok"/>
     <w:basedOn w:val="VerbatimChar"/>
     <w:rPr>
       <w:color w:val="7d9029"/>
     </w:rPr>
   </w:style>
-  <w:style w:type="character" w:customStyle="1" w:styleId="RegionMarkerTok">
+  <w:style w:customStyle="1" w:styleId="RegionMarkerTok" w:type="character">
     <w:name w:val="RegionMarkerTok"/>
     <w:basedOn w:val="VerbatimChar"/>
     <w:rPr/>
   </w:style>
-  <w:style w:type="character" w:customStyle="1" w:styleId="InformationTok">
+  <w:style w:customStyle="1" w:styleId="InformationTok" w:type="character">
     <w:name w:val="InformationTok"/>
     <w:basedOn w:val="VerbatimChar"/>
     <w:rPr>
@@ -13298,7 +13326,7 @@
       <w:i/>
     </w:rPr>
   </w:style>
-  <w:style w:type="character" w:customStyle="1" w:styleId="WarningTok">
+  <w:style w:customStyle="1" w:styleId="WarningTok" w:type="character">
     <w:name w:val="WarningTok"/>
     <w:basedOn w:val="VerbatimChar"/>
     <w:rPr>
@@ -13307,7 +13335,7 @@
       <w:i/>
     </w:rPr>
   </w:style>
-  <w:style w:type="character" w:customStyle="1" w:styleId="AlertTok">
+  <w:style w:customStyle="1" w:styleId="AlertTok" w:type="character">
     <w:name w:val="AlertTok"/>
     <w:basedOn w:val="VerbatimChar"/>
     <w:rPr>
@@ -13315,7 +13343,7 @@
       <w:b/>
     </w:rPr>
   </w:style>
-  <w:style w:type="character" w:customStyle="1" w:styleId="ErrorTok">
+  <w:style w:customStyle="1" w:styleId="ErrorTok" w:type="character">
     <w:name w:val="ErrorTok"/>
     <w:basedOn w:val="VerbatimChar"/>
     <w:rPr>
@@ -13323,7 +13351,7 @@
       <w:b/>
     </w:rPr>
   </w:style>
-  <w:style w:type="character" w:customStyle="1" w:styleId="NormalTok">
+  <w:style w:customStyle="1" w:styleId="NormalTok" w:type="character">
     <w:name w:val="NormalTok"/>
     <w:basedOn w:val="VerbatimChar"/>
     <w:rPr/>

--- a/education/en/02_Student_Lab_Workbook.docx
+++ b/education/en/02_Student_Lab_Workbook.docx
@@ -6941,7 +6941,7 @@
         <w:t xml:space="preserve"> </w:t>
       </w:r>
       <w:r>
-        <w:t xml:space="preserve">Select controls in the M sheet (1 in column A). The sheet combines the selected coefficients with the product rule, package reduction = 1 − ∏(1 − rᵢ), separately for impact and probability, so a package never exceeds 1; a warning appears if a coefficient is outside 0–1. The default coefficients are generic placeholders: prefer a few justified controls, or one package-level estimate in an</w:t>
+        <w:t xml:space="preserve">Select controls in the M sheet (1 in column A). The sheet combines the selected coefficients with the product rule, package reduction = 1 − ∏(1 − rᵢ), separately for impact and probability, so a package never exceeds 1; a warning appears if a coefficient is outside 0–1. The default costs are indicative first-year costs for a mid-sized organization, by effort profile (the cost basis table is under the catalogue), and the default coefficients are generic: replace both with case figures, prefer a few justified controls, or enter one package-level estimate in an</w:t>
       </w:r>
       <w:r>
         <w:t xml:space="preserve"> </w:t>
